--- a/2do Año/Psicoanálisis/3_Guias_de_Estudio/C19_20_ClinicaDeLosBordes_Guia.docx
+++ b/2do Año/Psicoanálisis/3_Guias_de_Estudio/C19_20_ClinicaDeLosBordes_Guia.docx
@@ -2,6 +2,32 @@
 <file path=word/document.xml><?xml version="1.0" encoding="utf-8"?>
 <w:document xmlns:w="http://schemas.openxmlformats.org/wordprocessingml/2006/main" xmlns:m="http://schemas.openxmlformats.org/officeDocument/2006/math" xmlns:r="http://schemas.openxmlformats.org/officeDocument/2006/relationships" xmlns:o="urn:schemas-microsoft-com:office:office" xmlns:v="urn:schemas-microsoft-com:vml" xmlns:w10="urn:schemas-microsoft-com:office:word" xmlns:a="http://schemas.openxmlformats.org/drawingml/2006/main" xmlns:pic="http://schemas.openxmlformats.org/drawingml/2006/picture" xmlns:wp="http://schemas.openxmlformats.org/drawingml/2006/wordprocessingDrawing">
   <w:body>
+    <w:sdt>
+      <w:sdtPr>
+        <w:docPartObj>
+          <w:docPartGallery w:val="Table of Contents"/>
+          <w:docPartUnique/>
+        </w:docPartObj>
+      </w:sdtPr>
+      <w:sdtContent>
+        <w:p>
+          <w:pPr>
+            <w:pStyle w:val="TOCHeading"/>
+          </w:pPr>
+          <w:r>
+            <w:t xml:space="preserve">Índice</w:t>
+          </w:r>
+        </w:p>
+        <w:p>
+          <w:r>
+            <w:fldChar w:fldCharType="begin" w:dirty="true"/>
+            <w:instrText xml:space="preserve">TOC \o "1-2" \h \z \u</w:instrText>
+            <w:fldChar w:fldCharType="separate"/>
+            <w:fldChar w:fldCharType="end"/>
+          </w:r>
+        </w:p>
+      </w:sdtContent>
+    </w:sdt>
     <w:bookmarkStart w:id="47" w:name="c19_20-clínica-de-los-bordes"/>
     <w:p>
       <w:pPr>
@@ -13,7 +39,7 @@
     </w:p>
     <w:p>
       <w:pPr>
-        <w:pStyle w:val="BlockText"/>
+        <w:pStyle w:val="RecuadroFuente"/>
       </w:pPr>
       <w:r>
         <w:rPr>
@@ -166,7 +192,7 @@
     </w:p>
     <w:p>
       <w:pPr>
-        <w:pStyle w:val="BlockText"/>
+        <w:pStyle w:val="RecuadroFuente"/>
       </w:pPr>
       <w:r>
         <w:rPr>
@@ -215,7 +241,7 @@
     </w:p>
     <w:p>
       <w:pPr>
-        <w:pStyle w:val="BlockText"/>
+        <w:pStyle w:val="RecuadroIdea"/>
       </w:pPr>
       <w:r>
         <w:rPr>
@@ -1457,6 +1483,7 @@
     <w:p>
       <w:pPr>
         <w:pStyle w:val="Heading2"/>
+        <w:pageBreakBefore/>
       </w:pPr>
       <w:r>
         <w:t xml:space="preserve">1. Primera pregunta — Antecedentes freudianos: melancolía, pérdida e identificación</w:t>
@@ -4006,7 +4033,7 @@
     </w:p>
     <w:p>
       <w:pPr>
-        <w:pStyle w:val="BlockText"/>
+        <w:pStyle w:val="RecuadroClave"/>
       </w:pPr>
       <w:r>
         <w:t xml:space="preserve">🔑</w:t>
@@ -4157,6 +4184,7 @@
     <w:p>
       <w:pPr>
         <w:pStyle w:val="Heading2"/>
+        <w:pageBreakBefore/>
       </w:pPr>
       <w:r>
         <w:t xml:space="preserve">2. Segunda pregunta — El fracaso del fantasma y sus consecuencias estructurales</w:t>
@@ -5906,7 +5934,7 @@
     </w:p>
     <w:p>
       <w:pPr>
-        <w:pStyle w:val="BlockText"/>
+        <w:pStyle w:val="RecuadroClave"/>
       </w:pPr>
       <w:r>
         <w:t xml:space="preserve">🔑</w:t>
@@ -5971,6 +5999,7 @@
     <w:p>
       <w:pPr>
         <w:pStyle w:val="Heading2"/>
+        <w:pageBreakBefore/>
       </w:pPr>
       <w:r>
         <w:t xml:space="preserve">3. Tercera pregunta — La función paterna y la función fálica</w:t>
@@ -7683,7 +7712,7 @@
     </w:p>
     <w:p>
       <w:pPr>
-        <w:pStyle w:val="BlockText"/>
+        <w:pStyle w:val="RecuadroClave"/>
       </w:pPr>
       <w:r>
         <w:t xml:space="preserve">🔑</w:t>
@@ -7738,6 +7767,7 @@
     <w:p>
       <w:pPr>
         <w:pStyle w:val="Heading2"/>
+        <w:pageBreakBefore/>
       </w:pPr>
       <w:r>
         <w:t xml:space="preserve">4. Cuarta pregunta — Narcisismo e identificaciones</w:t>
@@ -8974,7 +9004,7 @@
     </w:p>
     <w:p>
       <w:pPr>
-        <w:pStyle w:val="BlockText"/>
+        <w:pStyle w:val="RecuadroClave"/>
       </w:pPr>
       <w:r>
         <w:t xml:space="preserve">🔑</w:t>
@@ -9051,6 +9081,7 @@
     <w:p>
       <w:pPr>
         <w:pStyle w:val="Heading2"/>
+        <w:pageBreakBefore/>
       </w:pPr>
       <w:r>
         <w:t xml:space="preserve">5. Quinta pregunta — Modalidades de presentación</w:t>
@@ -14590,7 +14621,7 @@
     </w:p>
     <w:p>
       <w:pPr>
-        <w:pStyle w:val="BlockText"/>
+        <w:pStyle w:val="RecuadroClave"/>
       </w:pPr>
       <w:r>
         <w:t xml:space="preserve">🔑</w:t>
@@ -14751,6 +14782,7 @@
     <w:p>
       <w:pPr>
         <w:pStyle w:val="Heading2"/>
+        <w:pageBreakBefore/>
       </w:pPr>
       <w:r>
         <w:t xml:space="preserve">Tabla integradora</w:t>
@@ -14778,6 +14810,7 @@
           <w:p>
             <w:pPr>
               <w:pStyle w:val="Compact"/>
+              <w:jc w:val="left"/>
             </w:pPr>
             <w:r>
               <w:t xml:space="preserve">Presentación</w:t>
@@ -14789,6 +14822,7 @@
           <w:p>
             <w:pPr>
               <w:pStyle w:val="Compact"/>
+              <w:jc w:val="left"/>
             </w:pPr>
             <w:r>
               <w:t xml:space="preserve">Qué hay</w:t>
@@ -14800,6 +14834,7 @@
           <w:p>
             <w:pPr>
               <w:pStyle w:val="Compact"/>
+              <w:jc w:val="left"/>
             </w:pPr>
             <w:r>
               <w:t xml:space="preserve">Lógica</w:t>
@@ -14811,6 +14846,7 @@
           <w:p>
             <w:pPr>
               <w:pStyle w:val="Compact"/>
+              <w:jc w:val="left"/>
             </w:pPr>
             <w:r>
               <w:t xml:space="preserve">Dirección posible</w:t>
@@ -14824,6 +14860,7 @@
           <w:p>
             <w:pPr>
               <w:pStyle w:val="Compact"/>
+              <w:jc w:val="left"/>
             </w:pPr>
             <w:r>
               <w:rPr>
@@ -14839,6 +14876,7 @@
           <w:p>
             <w:pPr>
               <w:pStyle w:val="Compact"/>
+              <w:jc w:val="left"/>
             </w:pPr>
             <w:r>
               <w:t xml:space="preserve">Cadaverización: único objeto = su desaparición</w:t>
@@ -14850,6 +14888,7 @@
           <w:p>
             <w:pPr>
               <w:pStyle w:val="Compact"/>
+              <w:jc w:val="left"/>
             </w:pPr>
             <w:r>
               <w:t xml:space="preserve">Fracaso del fantasma: tiempo narcisista; amo; juego a muerte real</w:t>
@@ -14861,6 +14900,7 @@
           <w:p>
             <w:pPr>
               <w:pStyle w:val="Compact"/>
+              <w:jc w:val="left"/>
             </w:pPr>
             <w:r>
               <w:t xml:space="preserve">Entrar entre imaginario y real; construir; no solo interpretar</w:t>
@@ -14874,6 +14914,7 @@
           <w:p>
             <w:pPr>
               <w:pStyle w:val="Compact"/>
+              <w:jc w:val="left"/>
             </w:pPr>
             <w:r>
               <w:rPr>
@@ -14889,6 +14930,7 @@
           <w:p>
             <w:pPr>
               <w:pStyle w:val="Compact"/>
+              <w:jc w:val="left"/>
             </w:pPr>
             <w:r>
               <w:t xml:space="preserve">Comida obscena, clandestina, vómito</w:t>
@@ -14900,6 +14942,7 @@
           <w:p>
             <w:pPr>
               <w:pStyle w:val="Compact"/>
+              <w:jc w:val="left"/>
             </w:pPr>
             <w:r>
               <w:t xml:space="preserve">«Transa» con un goce sin brillo fálico; sin palabra ni escena</w:t>
@@ -14911,6 +14954,7 @@
           <w:p>
             <w:pPr>
               <w:pStyle w:val="Compact"/>
+              <w:jc w:val="left"/>
             </w:pPr>
             <w:r>
               <w:t xml:space="preserve">Idem</w:t>
@@ -14924,6 +14968,7 @@
           <w:p>
             <w:pPr>
               <w:pStyle w:val="Compact"/>
+              <w:jc w:val="left"/>
             </w:pPr>
             <w:r>
               <w:rPr>
@@ -14939,6 +14984,7 @@
           <w:p>
             <w:pPr>
               <w:pStyle w:val="Compact"/>
+              <w:jc w:val="left"/>
             </w:pPr>
             <w:r>
               <w:t xml:space="preserve">Un recurso más; «habla»; ping-pong anorexia/bulimia</w:t>
@@ -14950,6 +14996,7 @@
           <w:p>
             <w:pPr>
               <w:pStyle w:val="Compact"/>
+              <w:jc w:val="left"/>
             </w:pPr>
             <w:r>
               <w:t xml:space="preserve">Fantasma constituido; eje identificatorio</w:t>
@@ -14961,6 +15008,7 @@
           <w:p>
             <w:pPr>
               <w:pStyle w:val="Compact"/>
+              <w:jc w:val="left"/>
             </w:pPr>
             <w:r>
               <w:t xml:space="preserve">Dispositivo clásico</w:t>
@@ -14974,6 +15022,7 @@
           <w:p>
             <w:pPr>
               <w:pStyle w:val="Compact"/>
+              <w:jc w:val="left"/>
             </w:pPr>
             <w:r>
               <w:rPr>
@@ -14989,6 +15038,7 @@
           <w:p>
             <w:pPr>
               <w:pStyle w:val="Compact"/>
+              <w:jc w:val="left"/>
             </w:pPr>
             <w:r>
               <w:t xml:space="preserve">Escena que se muestra al Otro</w:t>
@@ -15000,6 +15050,7 @@
           <w:p>
             <w:pPr>
               <w:pStyle w:val="Compact"/>
+              <w:jc w:val="left"/>
             </w:pPr>
             <w:r>
               <w:t xml:space="preserve">Transferencia salvaje; mostración;</w:t>
@@ -15021,6 +15072,7 @@
           <w:p>
             <w:pPr>
               <w:pStyle w:val="Compact"/>
+              <w:jc w:val="left"/>
             </w:pPr>
             <w:r>
               <w:t xml:space="preserve">De la escena mostrada a la dicha</w:t>
@@ -15034,6 +15086,7 @@
           <w:p>
             <w:pPr>
               <w:pStyle w:val="Compact"/>
+              <w:jc w:val="left"/>
             </w:pPr>
             <w:r>
               <w:rPr>
@@ -15049,6 +15102,7 @@
           <w:p>
             <w:pPr>
               <w:pStyle w:val="Compact"/>
+              <w:jc w:val="left"/>
             </w:pPr>
             <w:r>
               <w:t xml:space="preserve">Escena que concluye; sujeto = desecho</w:t>
@@ -15060,6 +15114,7 @@
           <w:p>
             <w:pPr>
               <w:pStyle w:val="Compact"/>
+              <w:jc w:val="left"/>
             </w:pPr>
             <w:r>
               <w:t xml:space="preserve">Aniquilación del sujeto; Otro absoluto</w:t>
@@ -15071,6 +15126,7 @@
           <w:p>
             <w:pPr>
               <w:pStyle w:val="Compact"/>
+              <w:jc w:val="left"/>
             </w:pPr>
             <w:r>
               <w:t xml:space="preserve">Semblante del Otro barrado; mantener transferencia; mirada/voz</w:t>
@@ -15084,6 +15140,7 @@
           <w:p>
             <w:pPr>
               <w:pStyle w:val="Compact"/>
+              <w:jc w:val="left"/>
             </w:pPr>
             <w:r>
               <w:rPr>
@@ -15099,6 +15156,7 @@
           <w:p>
             <w:pPr>
               <w:pStyle w:val="Compact"/>
+              <w:jc w:val="left"/>
             </w:pPr>
             <w:r>
               <w:t xml:space="preserve">Delirium, pesadilla en la vigilia</w:t>
@@ -15110,6 +15168,7 @@
           <w:p>
             <w:pPr>
               <w:pStyle w:val="Compact"/>
+              <w:jc w:val="left"/>
             </w:pPr>
             <w:r>
               <w:t xml:space="preserve">Fenómeno (no estructura); duelo; forclusión parcial o vacilación del fantasma</w:t>
@@ -15121,6 +15180,7 @@
           <w:p>
             <w:pPr>
               <w:pStyle w:val="Compact"/>
+              <w:jc w:val="left"/>
             </w:pPr>
             <w:r>
               <w:t xml:space="preserve">Dar trama al decir; diagnóstico diferencial</w:t>
@@ -15134,6 +15194,7 @@
           <w:p>
             <w:pPr>
               <w:pStyle w:val="Compact"/>
+              <w:jc w:val="left"/>
             </w:pPr>
             <w:r>
               <w:rPr>
@@ -15149,6 +15210,7 @@
           <w:p>
             <w:pPr>
               <w:pStyle w:val="Compact"/>
+              <w:jc w:val="left"/>
             </w:pPr>
             <w:r>
               <w:t xml:space="preserve">Lesión no interpretable</w:t>
@@ -15160,6 +15222,7 @@
           <w:p>
             <w:pPr>
               <w:pStyle w:val="Compact"/>
+              <w:jc w:val="left"/>
             </w:pPr>
             <w:r>
               <w:t xml:space="preserve">Holofrase; demanda sin pregunta; goce congelado</w:t>
@@ -15171,6 +15234,7 @@
           <w:p>
             <w:pPr>
               <w:pStyle w:val="Compact"/>
+              <w:jc w:val="left"/>
             </w:pPr>
             <w:r>
               <w:t xml:space="preserve">Construcción (localizar circunstancias, modalizar); acto («así no»)</w:t>
@@ -15184,6 +15248,7 @@
           <w:p>
             <w:pPr>
               <w:pStyle w:val="Compact"/>
+              <w:jc w:val="left"/>
             </w:pPr>
             <w:r>
               <w:rPr>
@@ -15199,6 +15264,7 @@
           <w:p>
             <w:pPr>
               <w:pStyle w:val="Compact"/>
+              <w:jc w:val="left"/>
             </w:pPr>
             <w:r>
               <w:t xml:space="preserve">Montaje prêt-à-porter</w:t>
@@ -15210,6 +15276,7 @@
           <w:p>
             <w:pPr>
               <w:pStyle w:val="Compact"/>
+              <w:jc w:val="left"/>
             </w:pPr>
             <w:r>
               <w:t xml:space="preserve">Formación del yo; goce incorporal; sin historia</w:t>
@@ -15221,6 +15288,7 @@
           <w:p>
             <w:pPr>
               <w:pStyle w:val="Compact"/>
+              <w:jc w:val="left"/>
             </w:pPr>
             <w:r>
               <w:t xml:space="preserve">Producir necesidad de discurso; desmontar; bordes</w:t>
@@ -15234,6 +15302,7 @@
           <w:p>
             <w:pPr>
               <w:pStyle w:val="Compact"/>
+              <w:jc w:val="left"/>
             </w:pPr>
             <w:r>
               <w:rPr>
@@ -15249,6 +15318,7 @@
           <w:p>
             <w:pPr>
               <w:pStyle w:val="Compact"/>
+              <w:jc w:val="left"/>
             </w:pPr>
             <w:r>
               <w:t xml:space="preserve">Angustia masiva con signos corporales</w:t>
@@ -15260,6 +15330,7 @@
           <w:p>
             <w:pPr>
               <w:pStyle w:val="Compact"/>
+              <w:jc w:val="left"/>
             </w:pPr>
             <w:r>
               <w:t xml:space="preserve">Ataque de angustia (1895)</w:t>
@@ -15271,6 +15342,7 @@
           <w:p>
             <w:pPr>
               <w:pStyle w:val="Compact"/>
+              <w:jc w:val="left"/>
             </w:pPr>
             <w:r>
               <w:t xml:space="preserve">Localizar circunstancias</w:t>
@@ -15284,6 +15356,7 @@
           <w:p>
             <w:pPr>
               <w:pStyle w:val="Compact"/>
+              <w:jc w:val="left"/>
             </w:pPr>
             <w:r>
               <w:rPr>
@@ -15299,6 +15372,7 @@
           <w:p>
             <w:pPr>
               <w:pStyle w:val="Compact"/>
+              <w:jc w:val="left"/>
             </w:pPr>
             <w:r>
               <w:t xml:space="preserve">Pérdida sin duelo / caída de ideal</w:t>
@@ -15310,6 +15384,7 @@
           <w:p>
             <w:pPr>
               <w:pStyle w:val="Compact"/>
+              <w:jc w:val="left"/>
             </w:pPr>
             <w:r>
               <w:t xml:space="preserve">Identificación narcisista; superyó cruel; cobardía moral</w:t>
@@ -15321,6 +15396,7 @@
           <w:p>
             <w:pPr>
               <w:pStyle w:val="Compact"/>
+              <w:jc w:val="left"/>
             </w:pPr>
             <w:r>
               <w:t xml:space="preserve">Trabajo de duelo; superyó</w:t>
@@ -15352,6 +15428,7 @@
           <w:p>
             <w:pPr>
               <w:pStyle w:val="Compact"/>
+              <w:jc w:val="left"/>
             </w:pPr>
           </w:p>
         </w:tc>
@@ -15360,6 +15437,7 @@
           <w:p>
             <w:pPr>
               <w:pStyle w:val="Compact"/>
+              <w:jc w:val="left"/>
             </w:pPr>
             <w:r>
               <w:rPr>
@@ -15375,6 +15453,7 @@
           <w:p>
             <w:pPr>
               <w:pStyle w:val="Compact"/>
+              <w:jc w:val="left"/>
             </w:pPr>
             <w:r>
               <w:rPr>
@@ -15390,6 +15469,7 @@
           <w:p>
             <w:pPr>
               <w:pStyle w:val="Compact"/>
+              <w:jc w:val="left"/>
             </w:pPr>
             <w:r>
               <w:rPr>
@@ -15407,6 +15487,7 @@
           <w:p>
             <w:pPr>
               <w:pStyle w:val="Compact"/>
+              <w:jc w:val="left"/>
             </w:pPr>
             <w:r>
               <w:t xml:space="preserve">Qué toma</w:t>
@@ -15418,6 +15499,7 @@
           <w:p>
             <w:pPr>
               <w:pStyle w:val="Compact"/>
+              <w:jc w:val="left"/>
             </w:pPr>
             <w:r>
               <w:rPr>
@@ -15439,6 +15521,7 @@
           <w:p>
             <w:pPr>
               <w:pStyle w:val="Compact"/>
+              <w:jc w:val="left"/>
             </w:pPr>
             <w:r>
               <w:t xml:space="preserve">Todo: se mimetiza con el objeto perdido</w:t>
@@ -15450,6 +15533,7 @@
           <w:p>
             <w:pPr>
               <w:pStyle w:val="Compact"/>
+              <w:jc w:val="left"/>
             </w:pPr>
             <w:r>
               <w:t xml:space="preserve">Sujeto y otro = un único bloque</w:t>
@@ -15463,6 +15547,7 @@
           <w:p>
             <w:pPr>
               <w:pStyle w:val="Compact"/>
+              <w:jc w:val="left"/>
             </w:pPr>
             <w:r>
               <w:t xml:space="preserve">Objeto</w:t>
@@ -15474,6 +15559,7 @@
           <w:p>
             <w:pPr>
               <w:pStyle w:val="Compact"/>
+              <w:jc w:val="left"/>
             </w:pPr>
             <w:r>
               <w:t xml:space="preserve">Se conserva con distancia</w:t>
@@ -15485,6 +15571,7 @@
           <w:p>
             <w:pPr>
               <w:pStyle w:val="Compact"/>
+              <w:jc w:val="left"/>
             </w:pPr>
             <w:r>
               <w:t xml:space="preserve">Se borra el límite yo-objeto</w:t>
@@ -15496,6 +15583,7 @@
           <w:p>
             <w:pPr>
               <w:pStyle w:val="Compact"/>
+              <w:jc w:val="left"/>
             </w:pPr>
             <w:r>
               <w:t xml:space="preserve">Búsqueda de ser uno con el otro</w:t>
@@ -15509,6 +15597,7 @@
           <w:p>
             <w:pPr>
               <w:pStyle w:val="Compact"/>
+              <w:jc w:val="left"/>
             </w:pPr>
             <w:r>
               <w:t xml:space="preserve">Dónde</w:t>
@@ -15520,6 +15609,7 @@
           <w:p>
             <w:pPr>
               <w:pStyle w:val="Compact"/>
+              <w:jc w:val="left"/>
             </w:pPr>
             <w:r>
               <w:t xml:space="preserve">Neurosis (histérica, secundaria)</w:t>
@@ -15531,6 +15621,7 @@
           <w:p>
             <w:pPr>
               <w:pStyle w:val="Compact"/>
+              <w:jc w:val="left"/>
             </w:pPr>
             <w:r>
               <w:t xml:space="preserve">Melancolía</w:t>
@@ -15542,6 +15633,7 @@
           <w:p>
             <w:pPr>
               <w:pStyle w:val="Compact"/>
+              <w:jc w:val="left"/>
             </w:pPr>
             <w:r>
               <w:t xml:space="preserve">Anorexias (hija perfecta)</w:t>
@@ -15567,7 +15659,7 @@
       <w:r>
         <w:drawing>
           <wp:inline>
-            <wp:extent cx="5334000" cy="5034642"/>
+            <wp:extent cx="5759999" cy="5436734"/>
             <wp:effectExtent b="0" l="0" r="0" t="0"/>
             <wp:docPr descr="Diagrama 01" title="" id="40" name="Picture"/>
             <a:graphic>
@@ -15588,7 +15680,7 @@
                   <pic:spPr bwMode="auto">
                     <a:xfrm>
                       <a:off x="0" y="0"/>
-                      <a:ext cx="5334000" cy="5034642"/>
+                      <a:ext cx="5759999" cy="5436734"/>
                     </a:xfrm>
                     <a:prstGeom prst="rect">
                       <a:avLst/>
@@ -15940,6 +16032,7 @@
           <w:p>
             <w:pPr>
               <w:pStyle w:val="Compact"/>
+              <w:jc w:val="left"/>
             </w:pPr>
             <w:r>
               <w:t xml:space="preserve">Va hacia / viene de</w:t>
@@ -15951,6 +16044,7 @@
           <w:p>
             <w:pPr>
               <w:pStyle w:val="Compact"/>
+              <w:jc w:val="left"/>
             </w:pPr>
             <w:r>
               <w:t xml:space="preserve">Cómo se conecta</w:t>
@@ -15964,6 +16058,7 @@
           <w:p>
             <w:pPr>
               <w:pStyle w:val="Compact"/>
+              <w:jc w:val="left"/>
             </w:pPr>
             <w:r>
               <w:rPr>
@@ -15978,6 +16073,7 @@
           <w:p>
             <w:pPr>
               <w:pStyle w:val="Compact"/>
+              <w:jc w:val="left"/>
             </w:pPr>
             <w:r>
               <w:t xml:space="preserve">Fantasma, angustia automática/señal, acting out y pasaje al acto, ataque de angustia</w:t>
@@ -15991,6 +16087,7 @@
           <w:p>
             <w:pPr>
               <w:pStyle w:val="Compact"/>
+              <w:jc w:val="left"/>
             </w:pPr>
             <w:r>
               <w:rPr>
@@ -16005,6 +16102,7 @@
           <w:p>
             <w:pPr>
               <w:pStyle w:val="Compact"/>
+              <w:jc w:val="left"/>
             </w:pPr>
             <w:r>
               <w:t xml:space="preserve">Forclusión vs. fracaso del fantasma; locura vs. psicosis</w:t>
@@ -16018,6 +16116,7 @@
           <w:p>
             <w:pPr>
               <w:pStyle w:val="Compact"/>
+              <w:jc w:val="left"/>
             </w:pPr>
             <w:r>
               <w:rPr>
@@ -16032,6 +16131,7 @@
           <w:p>
             <w:pPr>
               <w:pStyle w:val="Compact"/>
+              <w:jc w:val="left"/>
             </w:pPr>
             <w:r>
               <w:t xml:space="preserve">Histeria («eating disorder histérico»); obsesión (stress, duelo)</w:t>
@@ -16045,6 +16145,7 @@
           <w:p>
             <w:pPr>
               <w:pStyle w:val="Compact"/>
+              <w:jc w:val="left"/>
             </w:pPr>
             <w:r>
               <w:rPr>
@@ -16059,6 +16160,7 @@
           <w:p>
             <w:pPr>
               <w:pStyle w:val="Compact"/>
+              <w:jc w:val="left"/>
             </w:pPr>
             <w:r>
               <w:rPr>
@@ -16079,6 +16181,7 @@
           <w:p>
             <w:pPr>
               <w:pStyle w:val="Compact"/>
+              <w:jc w:val="left"/>
             </w:pPr>
             <w:r>
               <w:rPr>
@@ -16093,6 +16196,7 @@
           <w:p>
             <w:pPr>
               <w:pStyle w:val="Compact"/>
+              <w:jc w:val="left"/>
             </w:pPr>
             <w:r>
               <w:t xml:space="preserve">Tiempos del Edipo; falo</w:t>
@@ -16106,6 +16210,7 @@
           <w:p>
             <w:pPr>
               <w:pStyle w:val="Compact"/>
+              <w:jc w:val="left"/>
             </w:pPr>
             <w:r>
               <w:rPr>
@@ -16120,6 +16225,7 @@
           <w:p>
             <w:pPr>
               <w:pStyle w:val="Compact"/>
+              <w:jc w:val="left"/>
             </w:pPr>
             <w:r>
               <w:t xml:space="preserve">Identificación, narcisismo</w:t>
@@ -16133,6 +16239,7 @@
           <w:p>
             <w:pPr>
               <w:pStyle w:val="Compact"/>
+              <w:jc w:val="left"/>
             </w:pPr>
             <w:r>
               <w:rPr>
@@ -16147,6 +16254,7 @@
           <w:p>
             <w:pPr>
               <w:pStyle w:val="Compact"/>
+              <w:jc w:val="left"/>
             </w:pPr>
             <w:r>
               <w:t xml:space="preserve">Maniobras con el acting y el pasaje al acto; deseo del analista</w:t>
@@ -16185,6 +16293,7 @@
           <w:p>
             <w:pPr>
               <w:pStyle w:val="Compact"/>
+              <w:jc w:val="left"/>
             </w:pPr>
             <w:r>
               <w:t xml:space="preserve">Término</w:t>
@@ -16196,6 +16305,7 @@
           <w:p>
             <w:pPr>
               <w:pStyle w:val="Compact"/>
+              <w:jc w:val="left"/>
             </w:pPr>
             <w:r>
               <w:t xml:space="preserve">Definición breve</w:t>
@@ -16209,6 +16319,7 @@
           <w:p>
             <w:pPr>
               <w:pStyle w:val="Compact"/>
+              <w:jc w:val="left"/>
             </w:pPr>
             <w:r>
               <w:rPr>
@@ -16224,6 +16335,7 @@
           <w:p>
             <w:pPr>
               <w:pStyle w:val="Compact"/>
+              <w:jc w:val="left"/>
             </w:pPr>
             <w:r>
               <w:t xml:space="preserve">Categoría freudiana, luego restringida a melancolía y manía (T01, pp. 24-25)</w:t>
@@ -16237,6 +16349,7 @@
           <w:p>
             <w:pPr>
               <w:pStyle w:val="Compact"/>
+              <w:jc w:val="left"/>
             </w:pPr>
             <w:r>
               <w:rPr>
@@ -16252,6 +16365,7 @@
           <w:p>
             <w:pPr>
               <w:pStyle w:val="Compact"/>
+              <w:jc w:val="left"/>
             </w:pPr>
             <w:r>
               <w:t xml:space="preserve">El yo se superpone al objeto perdido: «la sombra del objeto cayó sobre el yo» (T15)</w:t>
@@ -16265,6 +16379,7 @@
           <w:p>
             <w:pPr>
               <w:pStyle w:val="Compact"/>
+              <w:jc w:val="left"/>
             </w:pPr>
             <w:r>
               <w:rPr>
@@ -16280,6 +16395,7 @@
           <w:p>
             <w:pPr>
               <w:pStyle w:val="Compact"/>
+              <w:jc w:val="left"/>
             </w:pPr>
             <w:r>
               <w:t xml:space="preserve">Fantasma detenido en su tiempo narcisista; falla de expulsión de lo real, marco y objeto (T01, p. 33; T16)</w:t>
@@ -16293,6 +16409,7 @@
           <w:p>
             <w:pPr>
               <w:pStyle w:val="Compact"/>
+              <w:jc w:val="left"/>
             </w:pPr>
             <w:r>
               <w:rPr>
@@ -16308,6 +16425,7 @@
           <w:p>
             <w:pPr>
               <w:pStyle w:val="Compact"/>
+              <w:jc w:val="left"/>
             </w:pPr>
             <w:r>
               <w:t xml:space="preserve">Obtura vs. abre el enigma (T01, p. 33)</w:t>
@@ -16321,6 +16439,7 @@
           <w:p>
             <w:pPr>
               <w:pStyle w:val="Compact"/>
+              <w:jc w:val="left"/>
             </w:pPr>
             <w:r>
               <w:rPr>
@@ -16336,6 +16455,7 @@
           <w:p>
             <w:pPr>
               <w:pStyle w:val="Compact"/>
+              <w:jc w:val="left"/>
             </w:pPr>
             <w:r>
               <w:t xml:space="preserve">Compromiso identificatorio, narcisista y del humor (T01, p. 33)</w:t>
@@ -16349,6 +16469,7 @@
           <w:p>
             <w:pPr>
               <w:pStyle w:val="Compact"/>
+              <w:jc w:val="left"/>
             </w:pPr>
             <w:r>
               <w:rPr>
@@ -16364,6 +16485,7 @@
           <w:p>
             <w:pPr>
               <w:pStyle w:val="Compact"/>
+              <w:jc w:val="left"/>
             </w:pPr>
             <w:r>
               <w:t xml:space="preserve">Significantes soldados; base del fenómeno psicosomático (T01, p. 29; T18)</w:t>
@@ -16377,6 +16499,7 @@
           <w:p>
             <w:pPr>
               <w:pStyle w:val="Compact"/>
+              <w:jc w:val="left"/>
             </w:pPr>
             <w:r>
               <w:rPr>
@@ -16392,6 +16515,7 @@
           <w:p>
             <w:pPr>
               <w:pStyle w:val="Compact"/>
+              <w:jc w:val="left"/>
             </w:pPr>
             <w:r>
               <w:t xml:space="preserve">Único recurso para poner en falta al Otro (T16)</w:t>
@@ -16405,6 +16529,7 @@
           <w:p>
             <w:pPr>
               <w:pStyle w:val="Compact"/>
+              <w:jc w:val="left"/>
             </w:pPr>
             <w:r>
               <w:rPr>
@@ -16420,6 +16545,7 @@
           <w:p>
             <w:pPr>
               <w:pStyle w:val="Compact"/>
+              <w:jc w:val="left"/>
             </w:pPr>
             <w:r>
               <w:t xml:space="preserve">Mostración al Otro; «transferencia salvaje» (T20, p. 1; T09)</w:t>
@@ -16433,6 +16559,7 @@
           <w:p>
             <w:pPr>
               <w:pStyle w:val="Compact"/>
+              <w:jc w:val="left"/>
             </w:pPr>
             <w:r>
               <w:rPr>
@@ -16448,6 +16575,7 @@
           <w:p>
             <w:pPr>
               <w:pStyle w:val="Compact"/>
+              <w:jc w:val="left"/>
             </w:pPr>
             <w:r>
               <w:t xml:space="preserve">Conclusión de la escena; aniquilación del sujeto identificado al objeto-desecho (T20, p. 1-2)</w:t>
@@ -16461,6 +16589,7 @@
           <w:p>
             <w:pPr>
               <w:pStyle w:val="Compact"/>
+              <w:jc w:val="left"/>
             </w:pPr>
             <w:r>
               <w:rPr>
@@ -16476,6 +16605,7 @@
           <w:p>
             <w:pPr>
               <w:pStyle w:val="Compact"/>
+              <w:jc w:val="left"/>
             </w:pPr>
             <w:r>
               <w:t xml:space="preserve">Conclusión con efecto de sujeto (T20, p. 1)</w:t>
@@ -16489,6 +16619,7 @@
           <w:p>
             <w:pPr>
               <w:pStyle w:val="Compact"/>
+              <w:jc w:val="left"/>
             </w:pPr>
             <w:r>
               <w:rPr>
@@ -16504,6 +16635,7 @@
           <w:p>
             <w:pPr>
               <w:pStyle w:val="Compact"/>
+              <w:jc w:val="left"/>
             </w:pPr>
             <w:r>
               <w:t xml:space="preserve">Delirio de neurosis: pesadilla en la vigilia (T19)</w:t>
@@ -16517,6 +16649,7 @@
           <w:p>
             <w:pPr>
               <w:pStyle w:val="Compact"/>
+              <w:jc w:val="left"/>
             </w:pPr>
             <w:r>
               <w:rPr>
@@ -16532,6 +16665,7 @@
           <w:p>
             <w:pPr>
               <w:pStyle w:val="Compact"/>
+              <w:jc w:val="left"/>
             </w:pPr>
             <w:r>
               <w:t xml:space="preserve">Adicción como formación del yo (T17)</w:t>
@@ -16545,6 +16679,7 @@
           <w:p>
             <w:pPr>
               <w:pStyle w:val="Compact"/>
+              <w:jc w:val="left"/>
             </w:pPr>
             <w:r>
               <w:rPr>
@@ -16560,6 +16695,7 @@
           <w:p>
             <w:pPr>
               <w:pStyle w:val="Compact"/>
+              <w:jc w:val="left"/>
             </w:pPr>
             <w:r>
               <w:t xml:space="preserve">Goce concentrado en un órgano (T18)</w:t>
@@ -16573,6 +16709,7 @@
           <w:p>
             <w:pPr>
               <w:pStyle w:val="Compact"/>
+              <w:jc w:val="left"/>
             </w:pPr>
             <w:r>
               <w:rPr>
@@ -16588,6 +16725,7 @@
           <w:p>
             <w:pPr>
               <w:pStyle w:val="Compact"/>
+              <w:jc w:val="left"/>
             </w:pPr>
             <w:r>
               <w:t xml:space="preserve">Modalidad estable de respuesta; sobreadaptación (T18)</w:t>
@@ -16601,6 +16739,7 @@
           <w:p>
             <w:pPr>
               <w:pStyle w:val="Compact"/>
+              <w:jc w:val="left"/>
             </w:pPr>
             <w:r>
               <w:rPr>
@@ -16616,6 +16755,7 @@
           <w:p>
             <w:pPr>
               <w:pStyle w:val="Compact"/>
+              <w:jc w:val="left"/>
             </w:pPr>
             <w:r>
               <w:t xml:space="preserve">Episodio reversible con coordenadas melancólicas en la neurosis (T01, p. 42)</w:t>
@@ -16629,6 +16769,7 @@
           <w:p>
             <w:pPr>
               <w:pStyle w:val="Compact"/>
+              <w:jc w:val="left"/>
             </w:pPr>
             <w:r>
               <w:rPr>
@@ -16644,6 +16785,7 @@
           <w:p>
             <w:pPr>
               <w:pStyle w:val="Compact"/>
+              <w:jc w:val="left"/>
             </w:pPr>
             <w:r>
               <w:t xml:space="preserve">Lacan: la depresión por caída de un ideal (T01, p. 43)</w:t>
@@ -16657,6 +16799,7 @@
           <w:p>
             <w:pPr>
               <w:pStyle w:val="Compact"/>
+              <w:jc w:val="left"/>
             </w:pPr>
             <w:r>
               <w:rPr>
@@ -16672,6 +16815,7 @@
           <w:p>
             <w:pPr>
               <w:pStyle w:val="Compact"/>
+              <w:jc w:val="left"/>
             </w:pPr>
             <w:r>
               <w:t xml:space="preserve">Mutación del discurso del Amo que excluye la falta (T18)</w:t>
@@ -16685,6 +16829,7 @@
           <w:p>
             <w:pPr>
               <w:pStyle w:val="Compact"/>
+              <w:jc w:val="left"/>
             </w:pPr>
             <w:r>
               <w:rPr>
@@ -16700,6 +16845,7 @@
           <w:p>
             <w:pPr>
               <w:pStyle w:val="Compact"/>
+              <w:jc w:val="left"/>
             </w:pPr>
             <w:r>
               <w:t xml:space="preserve">Instante de ver, tiempo de comprender, momento de concluir (T01, p. 35; apuntes)</w:t>
@@ -16853,7 +16999,10 @@
     <w:bookmarkEnd w:id="46"/>
     <w:bookmarkEnd w:id="47"/>
     <w:sectPr>
-      <w:pgMar w:bottom="1134" w:left="1247" w:right="1247" w:top="1134"/>
+      <w:headerReference r:id="rIdHdr1" w:type="default"/>
+      <w:footerReference r:id="rIdFtr1" w:type="default"/>
+      <w:pgSz w:h="16838" w:w="11906"/>
+      <w:pgMar w:bottom="720" w:footer="397" w:gutter="0" w:header="397" w:left="720" w:right="1701" w:top="720"/>
     </w:sectPr>
   </w:body>
 </w:document>
@@ -16863,6 +17012,49 @@
 <w:comments xmlns:w="http://schemas.openxmlformats.org/wordprocessingml/2006/main" xmlns:m="http://schemas.openxmlformats.org/officeDocument/2006/math" xmlns:r="http://schemas.openxmlformats.org/officeDocument/2006/relationships" xmlns:o="urn:schemas-microsoft-com:office:office" xmlns:v="urn:schemas-microsoft-com:vml" xmlns:w10="urn:schemas-microsoft-com:office:word" xmlns:a="http://schemas.openxmlformats.org/drawingml/2006/main" xmlns:pic="http://schemas.openxmlformats.org/drawingml/2006/picture" xmlns:wp="http://schemas.openxmlformats.org/drawingml/2006/wordprocessingDrawing"/>
 </file>
 
+<file path=word/footer1.xml><?xml version="1.0" encoding="utf-8"?>
+<w:ftr xmlns:w="http://schemas.openxmlformats.org/wordprocessingml/2006/main" xmlns:r="http://schemas.openxmlformats.org/officeDocument/2006/relationships">
+  <w:p>
+    <w:pPr>
+      <w:pStyle w:val="PieGuia"/>
+    </w:pPr>
+    <w:r>
+      <w:fldChar w:fldCharType="begin"/>
+    </w:r>
+    <w:r>
+      <w:instrText xml:space="preserve"> PAGE </w:instrText>
+    </w:r>
+    <w:r>
+      <w:fldChar w:fldCharType="separate"/>
+    </w:r>
+    <w:r>
+      <w:t>1</w:t>
+    </w:r>
+    <w:r>
+      <w:fldChar w:fldCharType="end"/>
+    </w:r>
+    <w:r>
+      <w:t xml:space="preserve"> / </w:t>
+    </w:r>
+    <w:r>
+      <w:fldChar w:fldCharType="begin"/>
+    </w:r>
+    <w:r>
+      <w:instrText xml:space="preserve"> NUMPAGES </w:instrText>
+    </w:r>
+    <w:r>
+      <w:fldChar w:fldCharType="separate"/>
+    </w:r>
+    <w:r>
+      <w:t>1</w:t>
+    </w:r>
+    <w:r>
+      <w:fldChar w:fldCharType="end"/>
+    </w:r>
+  </w:p>
+</w:ftr>
+</file>
+
 <file path=word/footnotes.xml><?xml version="1.0" encoding="utf-8"?>
 <w:footnotes xmlns:w="http://schemas.openxmlformats.org/wordprocessingml/2006/main" xmlns:m="http://schemas.openxmlformats.org/officeDocument/2006/math" xmlns:r="http://schemas.openxmlformats.org/officeDocument/2006/relationships" xmlns:o="urn:schemas-microsoft-com:office:office" xmlns:v="urn:schemas-microsoft-com:vml" xmlns:w10="urn:schemas-microsoft-com:office:word" xmlns:a="http://schemas.openxmlformats.org/drawingml/2006/main" xmlns:pic="http://schemas.openxmlformats.org/drawingml/2006/picture" xmlns:wp="http://schemas.openxmlformats.org/drawingml/2006/wordprocessingDrawing">
   <w:footnote w:type="continuationSeparator" w:id="0">
@@ -16880,6 +17072,19 @@
     </w:p>
   </w:footnote>
 </w:footnotes>
+</file>
+
+<file path=word/header1.xml><?xml version="1.0" encoding="utf-8"?>
+<w:hdr xmlns:w="http://schemas.openxmlformats.org/wordprocessingml/2006/main" xmlns:r="http://schemas.openxmlformats.org/officeDocument/2006/relationships">
+  <w:p>
+    <w:pPr>
+      <w:pStyle w:val="EncabezadoGuia"/>
+    </w:pPr>
+    <w:r>
+      <w:t xml:space="preserve">C1920 — Clínica de los bordes</w:t>
+    </w:r>
+  </w:p>
+</w:hdr>
 </file>
 
 <file path=word/numbering.xml><?xml version="1.0" encoding="utf-8"?>
@@ -17312,6 +17517,7 @@
     <w:qFormat/>
     <w:pPr>
       <w:spacing w:after="120" w:line="276" w:lineRule="auto"/>
+      <w:jc w:val="both"/>
     </w:pPr>
     <w:rPr>
       <w:rFonts w:ascii="Calibri" w:hAnsi="Calibri"/>
@@ -17369,7 +17575,7 @@
       <w:keepNext/>
       <w:keepLines/>
       <w:spacing w:after="80" w:before="200"/>
-      <w:jc w:val="center"/>
+      <w:jc w:val="left"/>
     </w:pPr>
     <w:rPr>
       <w:rFonts w:ascii="Calibri" w:asciiTheme="majorHAnsi" w:cstheme="majorBidi" w:eastAsiaTheme="majorEastAsia" w:hAnsi="Calibri" w:hAnsiTheme="majorHAnsi"/>
@@ -17389,7 +17595,7 @@
       <w:keepNext/>
       <w:keepLines/>
       <w:spacing w:after="240" w:before="240"/>
-      <w:jc w:val="center"/>
+      <w:jc w:val="left"/>
     </w:pPr>
     <w:rPr>
       <w:sz w:val="30"/>
@@ -17403,7 +17609,7 @@
     <w:pPr>
       <w:keepNext/>
       <w:keepLines/>
-      <w:jc w:val="center"/>
+      <w:jc w:val="left"/>
     </w:pPr>
   </w:style>
   <w:style w:styleId="Date" w:type="paragraph">
@@ -17413,7 +17619,7 @@
     <w:pPr>
       <w:keepNext/>
       <w:keepLines/>
-      <w:jc w:val="center"/>
+      <w:jc w:val="left"/>
     </w:pPr>
   </w:style>
   <w:style w:customStyle="1" w:styleId="AbstractTitle" w:type="paragraph">
@@ -17424,8 +17630,8 @@
     <w:pPr>
       <w:keepNext/>
       <w:keepLines/>
-      <w:jc w:val="center"/>
       <w:spacing w:after="0" w:before="300"/>
+      <w:jc w:val="left"/>
     </w:pPr>
     <w:rPr>
       <w:sz w:val="20"/>
@@ -17468,6 +17674,7 @@
       <w:keepNext/>
       <w:keepLines/>
       <w:spacing w:after="80" w:before="280"/>
+      <w:jc w:val="left"/>
       <w:outlineLvl w:val="0"/>
     </w:pPr>
     <w:rPr>
@@ -17490,6 +17697,7 @@
       <w:keepNext/>
       <w:keepLines/>
       <w:spacing w:after="80" w:before="280"/>
+      <w:jc w:val="left"/>
       <w:outlineLvl w:val="1"/>
     </w:pPr>
     <w:rPr>
@@ -17512,6 +17720,7 @@
       <w:keepNext/>
       <w:keepLines/>
       <w:spacing w:after="80" w:before="200"/>
+      <w:jc w:val="left"/>
       <w:outlineLvl w:val="2"/>
     </w:pPr>
     <w:rPr>
@@ -17534,6 +17743,7 @@
       <w:keepNext/>
       <w:keepLines/>
       <w:spacing w:after="80" w:before="200"/>
+      <w:jc w:val="left"/>
       <w:outlineLvl w:val="3"/>
     </w:pPr>
     <w:rPr>
@@ -17557,6 +17767,7 @@
       <w:keepNext/>
       <w:keepLines/>
       <w:spacing w:after="0" w:before="200"/>
+      <w:jc w:val="left"/>
       <w:outlineLvl w:val="4"/>
     </w:pPr>
     <w:rPr>
@@ -17578,6 +17789,7 @@
       <w:keepNext/>
       <w:keepLines/>
       <w:spacing w:after="0" w:before="200"/>
+      <w:jc w:val="left"/>
       <w:outlineLvl w:val="5"/>
     </w:pPr>
     <w:rPr>
@@ -17598,6 +17810,7 @@
       <w:keepNext/>
       <w:keepLines/>
       <w:spacing w:after="0" w:before="200"/>
+      <w:jc w:val="left"/>
       <w:outlineLvl w:val="6"/>
     </w:pPr>
     <w:rPr>
@@ -17618,6 +17831,7 @@
       <w:keepNext/>
       <w:keepLines/>
       <w:spacing w:after="0" w:before="200"/>
+      <w:jc w:val="left"/>
       <w:outlineLvl w:val="7"/>
     </w:pPr>
     <w:rPr>
@@ -17638,6 +17852,7 @@
       <w:keepNext/>
       <w:keepLines/>
       <w:spacing w:after="0" w:before="200"/>
+      <w:jc w:val="left"/>
       <w:outlineLvl w:val="8"/>
     </w:pPr>
     <w:rPr>
@@ -17655,6 +17870,9 @@
     <w:unhideWhenUsed/>
     <w:qFormat/>
     <w:pPr>
+      <w:pBdr>
+        <w:left w:color="C9D1D9" w:space="8" w:sz="12" w:val="single"/>
+      </w:pBdr>
       <w:spacing w:after="100" w:before="100"/>
       <w:ind w:firstLine="0" w:left="454" w:right="480"/>
     </w:pPr>
@@ -17731,6 +17949,7 @@
     <w:link w:val="BodyTextChar"/>
     <w:pPr>
       <w:spacing w:after="120" w:before="0"/>
+      <w:jc w:val="left"/>
     </w:pPr>
     <w:rPr>
       <w:i/>
@@ -17743,6 +17962,7 @@
     <w:basedOn w:val="Caption"/>
     <w:pPr>
       <w:keepNext/>
+      <w:jc w:val="left"/>
     </w:pPr>
     <w:rPr>
       <w:color w:val="5D6B78"/>
@@ -17752,6 +17972,9 @@
   <w:style w:customStyle="1" w:styleId="ImageCaption" w:type="paragraph">
     <w:name w:val="Image Caption"/>
     <w:basedOn w:val="Caption"/>
+    <w:pPr>
+      <w:jc w:val="left"/>
+    </w:pPr>
     <w:rPr>
       <w:color w:val="5D6B78"/>
       <w:sz w:val="18"/>
@@ -17760,12 +17983,16 @@
   <w:style w:customStyle="1" w:styleId="Figure" w:type="paragraph">
     <w:name w:val="Figure"/>
     <w:basedOn w:val="Normal"/>
+    <w:pPr>
+      <w:jc w:val="center"/>
+    </w:pPr>
   </w:style>
   <w:style w:customStyle="1" w:styleId="CaptionedFigure" w:type="paragraph">
     <w:name w:val="Captioned Figure"/>
     <w:basedOn w:val="Figure"/>
     <w:pPr>
       <w:keepNext/>
+      <w:jc w:val="center"/>
     </w:pPr>
   </w:style>
   <w:style w:customStyle="1" w:styleId="BodyTextChar" w:type="character">
@@ -17808,6 +18035,7 @@
     <w:qFormat/>
     <w:pPr>
       <w:spacing w:before="240" w:line="259" w:lineRule="auto"/>
+      <w:jc w:val="left"/>
       <w:outlineLvl w:val="9"/>
     </w:pPr>
     <w:rPr>
@@ -17815,6 +18043,187 @@
       <w:b w:val="0"/>
       <w:bCs w:val="0"/>
       <w:color w:themeColor="accent1" w:themeShade="BF" w:val="365F91"/>
+    </w:rPr>
+  </w:style>
+  <w:style w:customStyle="1" w:styleId="RecuadroIdea" w:type="paragraph">
+    <w:name w:val="Recuadro Idea"/>
+    <w:basedOn w:val="BodyText"/>
+    <w:uiPriority w:val="10"/>
+    <w:qFormat/>
+    <w:pPr>
+      <w:pBdr>
+        <w:top w:color="EAF2FC" w:space="4" w:sz="4" w:val="single"/>
+        <w:left w:color="2F6DB5" w:space="8" w:sz="24" w:val="single"/>
+        <w:bottom w:color="EAF2FC" w:space="4" w:sz="4" w:val="single"/>
+        <w:right w:color="EAF2FC" w:space="8" w:sz="4" w:val="single"/>
+      </w:pBdr>
+      <w:shd w:color="auto" w:fill="EAF2FC" w:val="clear"/>
+      <w:spacing w:after="40" w:before="40" w:line="264" w:lineRule="auto"/>
+      <w:ind w:left="227" w:right="227"/>
+    </w:pPr>
+    <w:rPr>
+      <w:color w:val="14202B"/>
+      <w:sz w:val="21"/>
+      <w:szCs w:val="21"/>
+    </w:rPr>
+  </w:style>
+  <w:style w:customStyle="1" w:styleId="RecuadroClave" w:type="paragraph">
+    <w:name w:val="Recuadro Clave"/>
+    <w:basedOn w:val="BodyText"/>
+    <w:uiPriority w:val="10"/>
+    <w:qFormat/>
+    <w:pPr>
+      <w:pBdr>
+        <w:top w:color="FFF6DC" w:space="4" w:sz="4" w:val="single"/>
+        <w:left w:color="D9A21B" w:space="8" w:sz="24" w:val="single"/>
+        <w:bottom w:color="FFF6DC" w:space="4" w:sz="4" w:val="single"/>
+        <w:right w:color="FFF6DC" w:space="8" w:sz="4" w:val="single"/>
+      </w:pBdr>
+      <w:shd w:color="auto" w:fill="FFF6DC" w:val="clear"/>
+      <w:spacing w:after="40" w:before="40" w:line="264" w:lineRule="auto"/>
+      <w:ind w:left="227" w:right="227"/>
+    </w:pPr>
+    <w:rPr>
+      <w:color w:val="14202B"/>
+      <w:sz w:val="21"/>
+      <w:szCs w:val="21"/>
+    </w:rPr>
+  </w:style>
+  <w:style w:customStyle="1" w:styleId="RecuadroParcial" w:type="paragraph">
+    <w:name w:val="Recuadro Parcial"/>
+    <w:basedOn w:val="BodyText"/>
+    <w:uiPriority w:val="10"/>
+    <w:qFormat/>
+    <w:pPr>
+      <w:pBdr>
+        <w:top w:color="E8F5EC" w:space="4" w:sz="4" w:val="single"/>
+        <w:left w:color="2E8B57" w:space="8" w:sz="24" w:val="single"/>
+        <w:bottom w:color="E8F5EC" w:space="4" w:sz="4" w:val="single"/>
+        <w:right w:color="E8F5EC" w:space="8" w:sz="4" w:val="single"/>
+      </w:pBdr>
+      <w:shd w:color="auto" w:fill="E8F5EC" w:val="clear"/>
+      <w:spacing w:after="40" w:before="40" w:line="264" w:lineRule="auto"/>
+      <w:ind w:left="227" w:right="227"/>
+    </w:pPr>
+    <w:rPr>
+      <w:color w:val="14202B"/>
+      <w:sz w:val="21"/>
+      <w:szCs w:val="21"/>
+    </w:rPr>
+  </w:style>
+  <w:style w:customStyle="1" w:styleId="RecuadroEsqueleto" w:type="paragraph">
+    <w:name w:val="Recuadro Esqueleto"/>
+    <w:basedOn w:val="BodyText"/>
+    <w:uiPriority w:val="10"/>
+    <w:qFormat/>
+    <w:pPr>
+      <w:pBdr>
+        <w:top w:color="E3F2F1" w:space="4" w:sz="4" w:val="single"/>
+        <w:left w:color="0F6B66" w:space="8" w:sz="24" w:val="single"/>
+        <w:bottom w:color="E3F2F1" w:space="4" w:sz="4" w:val="single"/>
+        <w:right w:color="E3F2F1" w:space="8" w:sz="4" w:val="single"/>
+      </w:pBdr>
+      <w:shd w:color="auto" w:fill="E3F2F1" w:val="clear"/>
+      <w:spacing w:after="40" w:before="40" w:line="264" w:lineRule="auto"/>
+      <w:ind w:left="227" w:right="227"/>
+    </w:pPr>
+    <w:rPr>
+      <w:color w:val="14202B"/>
+      <w:sz w:val="21"/>
+      <w:szCs w:val="21"/>
+    </w:rPr>
+  </w:style>
+  <w:style w:customStyle="1" w:styleId="RecuadroAtencion" w:type="paragraph">
+    <w:name w:val="Recuadro Atencion"/>
+    <w:basedOn w:val="BodyText"/>
+    <w:uiPriority w:val="10"/>
+    <w:qFormat/>
+    <w:pPr>
+      <w:pBdr>
+        <w:top w:color="FDECEA" w:space="4" w:sz="4" w:val="single"/>
+        <w:left w:color="C0392B" w:space="8" w:sz="24" w:val="single"/>
+        <w:bottom w:color="FDECEA" w:space="4" w:sz="4" w:val="single"/>
+        <w:right w:color="FDECEA" w:space="8" w:sz="4" w:val="single"/>
+      </w:pBdr>
+      <w:shd w:color="auto" w:fill="FDECEA" w:val="clear"/>
+      <w:spacing w:after="40" w:before="40" w:line="264" w:lineRule="auto"/>
+      <w:ind w:left="227" w:right="227"/>
+    </w:pPr>
+    <w:rPr>
+      <w:color w:val="14202B"/>
+      <w:sz w:val="21"/>
+      <w:szCs w:val="21"/>
+    </w:rPr>
+  </w:style>
+  <w:style w:customStyle="1" w:styleId="RecuadroComplemento" w:type="paragraph">
+    <w:name w:val="Recuadro Complemento"/>
+    <w:basedOn w:val="BodyText"/>
+    <w:uiPriority w:val="10"/>
+    <w:qFormat/>
+    <w:pPr>
+      <w:pBdr>
+        <w:top w:color="F2F4F6" w:space="4" w:sz="4" w:val="single"/>
+        <w:left w:color="8A96A3" w:space="8" w:sz="24" w:val="single"/>
+        <w:bottom w:color="F2F4F6" w:space="4" w:sz="4" w:val="single"/>
+        <w:right w:color="F2F4F6" w:space="8" w:sz="4" w:val="single"/>
+      </w:pBdr>
+      <w:shd w:color="auto" w:fill="F2F4F6" w:val="clear"/>
+      <w:spacing w:after="40" w:before="40" w:line="264" w:lineRule="auto"/>
+      <w:ind w:left="227" w:right="227"/>
+    </w:pPr>
+    <w:rPr>
+      <w:color w:val="3D4A57"/>
+      <w:sz w:val="21"/>
+      <w:szCs w:val="21"/>
+    </w:rPr>
+  </w:style>
+  <w:style w:customStyle="1" w:styleId="RecuadroFuente" w:type="paragraph">
+    <w:name w:val="Recuadro Fuente"/>
+    <w:basedOn w:val="BodyText"/>
+    <w:uiPriority w:val="10"/>
+    <w:qFormat/>
+    <w:pPr>
+      <w:pBdr>
+        <w:top w:color="F7F8FA" w:space="4" w:sz="4" w:val="single"/>
+        <w:left w:color="C9D1D9" w:space="8" w:sz="24" w:val="single"/>
+        <w:bottom w:color="F7F8FA" w:space="4" w:sz="4" w:val="single"/>
+        <w:right w:color="F7F8FA" w:space="8" w:sz="4" w:val="single"/>
+      </w:pBdr>
+      <w:shd w:color="auto" w:fill="F7F8FA" w:val="clear"/>
+      <w:spacing w:after="40" w:before="40" w:line="264" w:lineRule="auto"/>
+      <w:ind w:left="227" w:right="227"/>
+    </w:pPr>
+    <w:rPr>
+      <w:color w:val="3D4A57"/>
+      <w:sz w:val="19"/>
+      <w:szCs w:val="19"/>
+    </w:rPr>
+  </w:style>
+  <w:style w:customStyle="1" w:styleId="EncabezadoGuia" w:type="paragraph">
+    <w:name w:val="Encabezado guia"/>
+    <w:basedOn w:val="Normal"/>
+    <w:pPr>
+      <w:pBdr>
+        <w:bottom w:color="C9D1D9" w:space="2" w:sz="4" w:val="single"/>
+      </w:pBdr>
+      <w:jc w:val="right"/>
+      <w:spacing w:after="0"/>
+    </w:pPr>
+    <w:rPr>
+      <w:color w:val="5D6B78"/>
+      <w:sz w:val="17"/>
+    </w:rPr>
+  </w:style>
+  <w:style w:customStyle="1" w:styleId="PieGuia" w:type="paragraph">
+    <w:name w:val="Pie guia"/>
+    <w:basedOn w:val="Normal"/>
+    <w:pPr>
+      <w:jc w:val="center"/>
+      <w:spacing w:after="0"/>
+    </w:pPr>
+    <w:rPr>
+      <w:color w:val="5D6B78"/>
+      <w:sz w:val="17"/>
     </w:rPr>
   </w:style>
   <w:style w:type="paragraph" w:customStyle="1" w:styleId="SourceCode">

--- a/2do Año/Psicoanálisis/3_Guias_de_Estudio/C19_20_ClinicaDeLosBordes_Guia.docx
+++ b/2do Año/Psicoanálisis/3_Guias_de_Estudio/C19_20_ClinicaDeLosBordes_Guia.docx
@@ -46,13 +46,21 @@
           <w:b/>
           <w:bCs/>
         </w:rPr>
-        <w:t xml:space="preserve">Fuente:</w:t>
-      </w:r>
-      <w:r>
-        <w:t xml:space="preserve"> </w:t>
-      </w:r>
-      <w:r>
-        <w:t xml:space="preserve">Belucci,</w:t>
+        <w:t xml:space="preserve">Fuentes</w:t>
+      </w:r>
+      <w:r>
+        <w:t xml:space="preserve"> </w:t>
+      </w:r>
+      <w:r>
+        <w:t xml:space="preserve">(normas APA 7):</w:t>
+      </w:r>
+    </w:p>
+    <w:p>
+      <w:pPr>
+        <w:pStyle w:val="RecuadroFuente"/>
+      </w:pPr>
+      <w:r>
+        <w:t xml:space="preserve">• Amigo, S. (2005). ¿Qué significa comer? Una reflexión psicoanalítica sobre los</w:t>
       </w:r>
       <w:r>
         <w:t xml:space="preserve"> </w:t>
@@ -62,10 +70,10 @@
           <w:i/>
           <w:iCs/>
         </w:rPr>
-        <w:t xml:space="preserve">Introducción al diagnóstico de estructura</w:t>
-      </w:r>
-      <w:r>
-        <w:t xml:space="preserve">, apartados «La clínica de los bordes» y «De la condición de estructura al padecimiento. La urgencia» (T01, pp. 24-45) · Freud,</w:t>
+        <w:t xml:space="preserve">eating disorders</w:t>
+      </w:r>
+      <w:r>
+        <w:t xml:space="preserve">. En</w:t>
       </w:r>
       <w:r>
         <w:t xml:space="preserve"> </w:t>
@@ -75,13 +83,21 @@
           <w:i/>
           <w:iCs/>
         </w:rPr>
-        <w:t xml:space="preserve">Duelo y melancolía</w:t>
-      </w:r>
-      <w:r>
-        <w:t xml:space="preserve"> </w:t>
-      </w:r>
-      <w:r>
-        <w:t xml:space="preserve">(T15, 1917) · Amigo,</w:t>
+        <w:t xml:space="preserve">Clínica de los fracasos del fantasma</w:t>
+      </w:r>
+      <w:r>
+        <w:t xml:space="preserve"> </w:t>
+      </w:r>
+      <w:r>
+        <w:t xml:space="preserve">(cap. VII). Homo Sapiens. [Texto T16 del programa]</w:t>
+      </w:r>
+    </w:p>
+    <w:p>
+      <w:pPr>
+        <w:pStyle w:val="RecuadroFuente"/>
+      </w:pPr>
+      <w:r>
+        <w:t xml:space="preserve">• Belucci, G. (s. f.-a). Clínica psicosomática. En G. Belucci y L. Lutereau (Comps.),</w:t>
       </w:r>
       <w:r>
         <w:t xml:space="preserve"> </w:t>
@@ -91,10 +107,18 @@
           <w:i/>
           <w:iCs/>
         </w:rPr>
-        <w:t xml:space="preserve">Clínica de los fracasos del fantasma</w:t>
-      </w:r>
-      <w:r>
-        <w:t xml:space="preserve">, cap. VII «¿Qué significa comer?» (T16) · Staude,</w:t>
+        <w:t xml:space="preserve">La época del psicoanálisis</w:t>
+      </w:r>
+      <w:r>
+        <w:t xml:space="preserve">. [Texto T18 del programa]</w:t>
+      </w:r>
+    </w:p>
+    <w:p>
+      <w:pPr>
+        <w:pStyle w:val="RecuadroFuente"/>
+      </w:pPr>
+      <w:r>
+        <w:t xml:space="preserve">• Belucci, G. (2014b).</w:t>
       </w:r>
       <w:r>
         <w:t xml:space="preserve"> </w:t>
@@ -104,13 +128,21 @@
           <w:i/>
           <w:iCs/>
         </w:rPr>
-        <w:t xml:space="preserve">Un síntoma prêt-à-porter. Las adicciones</w:t>
-      </w:r>
-      <w:r>
-        <w:t xml:space="preserve"> </w:t>
-      </w:r>
-      <w:r>
-        <w:t xml:space="preserve">(T17) · Belucci,</w:t>
+        <w:t xml:space="preserve">Introducción al diagnóstico de estructura</w:t>
+      </w:r>
+      <w:r>
+        <w:t xml:space="preserve"> </w:t>
+      </w:r>
+      <w:r>
+        <w:t xml:space="preserve">[Ficha de cátedra]. Universidad Favaloro. [Texto T01 del programa]</w:t>
+      </w:r>
+    </w:p>
+    <w:p>
+      <w:pPr>
+        <w:pStyle w:val="RecuadroFuente"/>
+      </w:pPr>
+      <w:r>
+        <w:t xml:space="preserve">• Fernández, É. E. (s. f.). Locura y psicosis. En</w:t>
       </w:r>
       <w:r>
         <w:t xml:space="preserve"> </w:t>
@@ -120,13 +152,21 @@
           <w:i/>
           <w:iCs/>
         </w:rPr>
-        <w:t xml:space="preserve">Clínica psicosomática</w:t>
-      </w:r>
-      <w:r>
-        <w:t xml:space="preserve"> </w:t>
-      </w:r>
-      <w:r>
-        <w:t xml:space="preserve">(T18) · Fernández,</w:t>
+        <w:t xml:space="preserve">Algo es posible: Clínica psicoanalítica de locuras y psicosis</w:t>
+      </w:r>
+      <w:r>
+        <w:t xml:space="preserve"> </w:t>
+      </w:r>
+      <w:r>
+        <w:t xml:space="preserve">(cap. 3). [Texto T19 del programa]</w:t>
+      </w:r>
+    </w:p>
+    <w:p>
+      <w:pPr>
+        <w:pStyle w:val="RecuadroFuente"/>
+      </w:pPr>
+      <w:r>
+        <w:t xml:space="preserve">• Freud, S. (1996). Sobre la justificación de separar de la neurastenia un determinado síndrome en calidad de «neurosis de angustia». En J. Strachey (Ed.),</w:t>
       </w:r>
       <w:r>
         <w:t xml:space="preserve"> </w:t>
@@ -136,10 +176,21 @@
           <w:i/>
           <w:iCs/>
         </w:rPr>
-        <w:t xml:space="preserve">Algo es posible</w:t>
-      </w:r>
-      <w:r>
-        <w:t xml:space="preserve">, cap. 3 «Locura y psicosis» (T19) · Iunger,</w:t>
+        <w:t xml:space="preserve">Obras completas</w:t>
+      </w:r>
+      <w:r>
+        <w:t xml:space="preserve"> </w:t>
+      </w:r>
+      <w:r>
+        <w:t xml:space="preserve">(J. L. Etcheverry, Trad., Vol. 3). Amorrortu. (Obra original publicada en 1895) [Texto T06 del programa]</w:t>
+      </w:r>
+    </w:p>
+    <w:p>
+      <w:pPr>
+        <w:pStyle w:val="RecuadroFuente"/>
+      </w:pPr>
+      <w:r>
+        <w:t xml:space="preserve">• Freud, S. (1996a). Duelo y melancolía. En J. Strachey (Ed.),</w:t>
       </w:r>
       <w:r>
         <w:t xml:space="preserve"> </w:t>
@@ -149,13 +200,21 @@
           <w:i/>
           <w:iCs/>
         </w:rPr>
-        <w:t xml:space="preserve">Clínica del pasaje al acto en la neurosis</w:t>
-      </w:r>
-      <w:r>
-        <w:t xml:space="preserve"> </w:t>
-      </w:r>
-      <w:r>
-        <w:t xml:space="preserve">(T20) · Heinrich,</w:t>
+        <w:t xml:space="preserve">Obras completas</w:t>
+      </w:r>
+      <w:r>
+        <w:t xml:space="preserve"> </w:t>
+      </w:r>
+      <w:r>
+        <w:t xml:space="preserve">(J. L. Etcheverry, Trad., Vol. 14). Amorrortu. (Obra original publicada en 1917) [Texto T15 del programa]</w:t>
+      </w:r>
+    </w:p>
+    <w:p>
+      <w:pPr>
+        <w:pStyle w:val="RecuadroFuente"/>
+      </w:pPr>
+      <w:r>
+        <w:t xml:space="preserve">• Freud, S. (1996). Neurosis y psicosis. En J. Strachey (Ed.),</w:t>
       </w:r>
       <w:r>
         <w:t xml:space="preserve"> </w:t>
@@ -165,17 +224,122 @@
           <w:i/>
           <w:iCs/>
         </w:rPr>
-        <w:t xml:space="preserve">El juicio del Otro</w:t>
-      </w:r>
-      <w:r>
-        <w:t xml:space="preserve"> </w:t>
-      </w:r>
-      <w:r>
-        <w:t xml:space="preserve">(T21; complemento) · tus apuntes de las clases 19 (28/9/2026) y 20 (5/10/2026) ·</w:t>
-      </w:r>
-      <w:r>
-        <w:t xml:space="preserve"> </w:t>
-      </w:r>
+        <w:t xml:space="preserve">Obras completas</w:t>
+      </w:r>
+      <w:r>
+        <w:t xml:space="preserve"> </w:t>
+      </w:r>
+      <w:r>
+        <w:t xml:space="preserve">(J. L. Etcheverry, Trad., Vol. 19). Amorrortu. (Obra original publicada en 1924) [Texto T13 del programa]</w:t>
+      </w:r>
+    </w:p>
+    <w:p>
+      <w:pPr>
+        <w:pStyle w:val="RecuadroFuente"/>
+      </w:pPr>
+      <w:r>
+        <w:t xml:space="preserve">• Heinrich, H. (1997). El juicio del Otro. En</w:t>
+      </w:r>
+      <w:r>
+        <w:t xml:space="preserve"> </w:t>
+      </w:r>
+      <w:r>
+        <w:rPr>
+          <w:i/>
+          <w:iCs/>
+        </w:rPr>
+        <w:t xml:space="preserve">Borde</w:t>
+      </w:r>
+      <w:r>
+        <w:rPr>
+          <w:i/>
+          <w:iCs/>
+        </w:rPr>
+        <w:t xml:space="preserve">S de la neurosis</w:t>
+      </w:r>
+      <w:r>
+        <w:t xml:space="preserve"> </w:t>
+      </w:r>
+      <w:r>
+        <w:t xml:space="preserve">(cap. IV). Homo Sapiens. [Texto T21 del programa]</w:t>
+      </w:r>
+    </w:p>
+    <w:p>
+      <w:pPr>
+        <w:pStyle w:val="RecuadroFuente"/>
+      </w:pPr>
+      <w:r>
+        <w:t xml:space="preserve">• Iunger, V. (1993).</w:t>
+      </w:r>
+      <w:r>
+        <w:t xml:space="preserve"> </w:t>
+      </w:r>
+      <w:r>
+        <w:rPr>
+          <w:i/>
+          <w:iCs/>
+        </w:rPr>
+        <w:t xml:space="preserve">Clínica del pasaje al acto en la neurosis</w:t>
+      </w:r>
+      <w:r>
+        <w:t xml:space="preserve"> </w:t>
+      </w:r>
+      <w:r>
+        <w:t xml:space="preserve">[Conferencia]. Porto Alegre. [Texto T20 del programa]</w:t>
+      </w:r>
+    </w:p>
+    <w:p>
+      <w:pPr>
+        <w:pStyle w:val="RecuadroFuente"/>
+      </w:pPr>
+      <w:r>
+        <w:t xml:space="preserve">• Lacan, J. (2006).</w:t>
+      </w:r>
+      <w:r>
+        <w:t xml:space="preserve"> </w:t>
+      </w:r>
+      <w:r>
+        <w:rPr>
+          <w:i/>
+          <w:iCs/>
+        </w:rPr>
+        <w:t xml:space="preserve">El Seminario, libro 10: La angustia</w:t>
+      </w:r>
+      <w:r>
+        <w:t xml:space="preserve"> </w:t>
+      </w:r>
+      <w:r>
+        <w:t xml:space="preserve">(caps. II, VI, VIII, IX, XII y XXIV, selección). Paidós. (Seminario dictado en 1962-1963) [Texto T09 del programa]</w:t>
+      </w:r>
+    </w:p>
+    <w:p>
+      <w:pPr>
+        <w:pStyle w:val="RecuadroFuente"/>
+      </w:pPr>
+      <w:r>
+        <w:t xml:space="preserve">• Staude, S. (1998).</w:t>
+      </w:r>
+      <w:r>
+        <w:t xml:space="preserve"> </w:t>
+      </w:r>
+      <w:r>
+        <w:rPr>
+          <w:i/>
+          <w:iCs/>
+        </w:rPr>
+        <w:t xml:space="preserve">Un síntoma prêt-à-porter: Las adicciones</w:t>
+      </w:r>
+      <w:r>
+        <w:t xml:space="preserve"> </w:t>
+      </w:r>
+      <w:r>
+        <w:t xml:space="preserve">[Ponencia]. Jornadas de Carteles, Escuela Freudiana de Buenos Aires. [Texto T17 del programa]</w:t>
+      </w:r>
+    </w:p>
+    <w:p>
+      <w:pPr>
+        <w:pStyle w:val="RecuadroFuente"/>
+      </w:pPr>
       <w:r>
         <w:rPr>
           <w:b/>
@@ -189,54 +353,21 @@
       <w:r>
         <w:t xml:space="preserve">Psicoanálisis, 2.º año, Favaloro.</w:t>
       </w:r>
-    </w:p>
-    <w:p>
-      <w:pPr>
-        <w:pStyle w:val="RecuadroFuente"/>
-      </w:pPr>
-      <w:r>
-        <w:rPr>
-          <w:b/>
-          <w:bCs/>
-        </w:rPr>
-        <w:t xml:space="preserve">Cómo se cita:</w:t>
-      </w:r>
-      <w:r>
-        <w:t xml:space="preserve"> </w:t>
-      </w:r>
-      <w:r>
-        <w:t xml:space="preserve">«p. N» es la marca</w:t>
-      </w:r>
-      <w:r>
-        <w:t xml:space="preserve"> </w:t>
-      </w:r>
-      <w:r>
-        <w:rPr>
-          <w:rStyle w:val="VerbatimChar"/>
-        </w:rPr>
-        <w:t xml:space="preserve">## Página N</w:t>
-      </w:r>
-      <w:r>
-        <w:t xml:space="preserve"> </w:t>
-      </w:r>
-      <w:r>
-        <w:t xml:space="preserve">del texto extraído (T01, T16, T17, T20). T15, T18, T19 y T21 no tienen marcas de página: se citan por tema o apartado. Lo marcado</w:t>
-      </w:r>
-      <w:r>
-        <w:t xml:space="preserve"> </w:t>
-      </w:r>
-      <w:r>
-        <w:rPr>
-          <w:b/>
-          <w:bCs/>
-        </w:rPr>
-        <w:t xml:space="preserve">▸ Complemento</w:t>
-      </w:r>
-      <w:r>
-        <w:t xml:space="preserve"> </w:t>
-      </w:r>
-      <w:r>
-        <w:t xml:space="preserve">no está en los textos asignados.</w:t>
+      <w:r>
+        <w:t xml:space="preserve"> </w:t>
+      </w:r>
+      <w:r>
+        <w:rPr>
+          <w:b/>
+          <w:bCs/>
+        </w:rPr>
+        <w:t xml:space="preserve">Apuntes de clase:</w:t>
+      </w:r>
+      <w:r>
+        <w:t xml:space="preserve"> </w:t>
+      </w:r>
+      <w:r>
+        <w:t xml:space="preserve">apuntes propios de las clases 19 (28/9/2026) y 20 (5/10/2026).</w:t>
       </w:r>
     </w:p>
     <w:p>
@@ -848,8 +979,14 @@
     </w:p>
     <w:p>
       <w:pPr>
-        <w:pStyle w:val="BodyText"/>
-      </w:pPr>
+        <w:pStyle w:val="RecuadroParcial"/>
+      </w:pPr>
+      <w:r>
+        <w:t xml:space="preserve">🎯</w:t>
+      </w:r>
+      <w:r>
+        <w:t xml:space="preserve"> </w:t>
+      </w:r>
       <w:r>
         <w:rPr>
           <w:b/>
@@ -1512,7 +1649,145 @@
     </w:p>
     <w:p>
       <w:pPr>
-        <w:pStyle w:val="FirstParagraph"/>
+        <w:pStyle w:val="RecuadroEsqueleto"/>
+      </w:pPr>
+      <w:r>
+        <w:rPr>
+          <w:b/>
+          <w:bCs/>
+        </w:rPr>
+        <w:t xml:space="preserve">Esqueleto de la respuesta:</w:t>
+      </w:r>
+    </w:p>
+    <w:p>
+      <w:pPr>
+        <w:pStyle w:val="RecuadroEsqueleto"/>
+      </w:pPr>
+      <w:r>
+        <w:t xml:space="preserve">1. </w:t>
+      </w:r>
+      <w:r>
+        <w:rPr>
+          <w:b/>
+          <w:bCs/>
+        </w:rPr>
+        <w:t xml:space="preserve">Tesis:</w:t>
+      </w:r>
+      <w:r>
+        <w:t xml:space="preserve"> </w:t>
+      </w:r>
+      <w:r>
+        <w:t xml:space="preserve">la clínica de los bordes retoma problemas de la nosología freudiana: las neurosis narcisistas (Belucci, 2014b, pp. 24-25).</w:t>
+      </w:r>
+    </w:p>
+    <w:p>
+      <w:pPr>
+        <w:pStyle w:val="RecuadroEsqueleto"/>
+      </w:pPr>
+      <w:r>
+        <w:t xml:space="preserve">2. </w:t>
+      </w:r>
+      <w:r>
+        <w:rPr>
+          <w:b/>
+          <w:bCs/>
+        </w:rPr>
+        <w:t xml:space="preserve">Antecedentes:</w:t>
+      </w:r>
+      <w:r>
+        <w:t xml:space="preserve"> </w:t>
+      </w:r>
+      <w:r>
+        <w:t xml:space="preserve">melancolía, confusión alucinatoria, narcisismo, conflicto yo-superyó (Freud, 1924/1996), identificación, neurosis actuales.</w:t>
+      </w:r>
+    </w:p>
+    <w:p>
+      <w:pPr>
+        <w:pStyle w:val="RecuadroEsqueleto"/>
+      </w:pPr>
+      <w:r>
+        <w:t xml:space="preserve">3. </w:t>
+      </w:r>
+      <w:r>
+        <w:rPr>
+          <w:b/>
+          <w:bCs/>
+        </w:rPr>
+        <w:t xml:space="preserve">Duelo y melancolía:</w:t>
+      </w:r>
+      <w:r>
+        <w:t xml:space="preserve"> </w:t>
+      </w:r>
+      <w:r>
+        <w:t xml:space="preserve">ambos reaccionan a una pérdida; la melancolía agrega la rebaja del sentimiento yoico (Freud, 1917/1996a).</w:t>
+      </w:r>
+    </w:p>
+    <w:p>
+      <w:pPr>
+        <w:pStyle w:val="RecuadroEsqueleto"/>
+      </w:pPr>
+      <w:r>
+        <w:t xml:space="preserve">4. </w:t>
+      </w:r>
+      <w:r>
+        <w:rPr>
+          <w:b/>
+          <w:bCs/>
+        </w:rPr>
+        <w:t xml:space="preserve">Pérdida inconsciente:</w:t>
+      </w:r>
+      <w:r>
+        <w:t xml:space="preserve"> </w:t>
+      </w:r>
+      <w:r>
+        <w:t xml:space="preserve">sabe a quién perdió pero no qué perdió en él.</w:t>
+      </w:r>
+    </w:p>
+    <w:p>
+      <w:pPr>
+        <w:pStyle w:val="RecuadroEsqueleto"/>
+      </w:pPr>
+      <w:r>
+        <w:t xml:space="preserve">5. </w:t>
+      </w:r>
+      <w:r>
+        <w:rPr>
+          <w:b/>
+          <w:bCs/>
+        </w:rPr>
+        <w:t xml:space="preserve">Identificación narcisista:</w:t>
+      </w:r>
+      <w:r>
+        <w:t xml:space="preserve"> </w:t>
+      </w:r>
+      <w:r>
+        <w:t xml:space="preserve">la libido vuelve al yo y se identifica con el objeto: «la sombra del objeto cayó sobre el yo».</w:t>
+      </w:r>
+    </w:p>
+    <w:p>
+      <w:pPr>
+        <w:pStyle w:val="RecuadroEsqueleto"/>
+      </w:pPr>
+      <w:r>
+        <w:t xml:space="preserve">6. </w:t>
+      </w:r>
+      <w:r>
+        <w:rPr>
+          <w:b/>
+          <w:bCs/>
+        </w:rPr>
+        <w:t xml:space="preserve">Cierre:</w:t>
+      </w:r>
+      <w:r>
+        <w:t xml:space="preserve"> </w:t>
+      </w:r>
+      <w:r>
+        <w:t xml:space="preserve">autorreproches = reproches al objeto; ambivalencia, sadismo, suicidio.</w:t>
+      </w:r>
+    </w:p>
+    <w:p>
+      <w:pPr>
+        <w:pStyle w:val="BodyText"/>
       </w:pPr>
       <w:r>
         <w:t xml:space="preserve">Belucci sitúa la</w:t>
@@ -1576,7 +1851,7 @@
         <w:t xml:space="preserve"> </w:t>
       </w:r>
       <w:r>
-        <w:t xml:space="preserve">(T01, pp. 24-25; T13); la</w:t>
+        <w:t xml:space="preserve">(Belucci, 2014b, pp. 24-25; Freud, 1924/1996); la</w:t>
       </w:r>
       <w:r>
         <w:t xml:space="preserve"> </w:t>
@@ -1592,7 +1867,7 @@
         <w:t xml:space="preserve"> </w:t>
       </w:r>
       <w:r>
-        <w:t xml:space="preserve">llegó décadas tarde a este campo por el peso de la hipótesis estructural y la tripartición neurosis-perversión-psicosis; Lacan mismo habló hasta mediados de los ’50 de «neurosis de carácter» (el Hombre de los Lobos) y cuestionó los «casos-límite» (T01, p. 25). Los</w:t>
+        <w:t xml:space="preserve">llegó décadas tarde a este campo por el peso de la hipótesis estructural y la tripartición neurosis-perversión-psicosis; Lacan mismo habló hasta mediados de los ’50 de «neurosis de carácter» (el Hombre de los Lobos) y cuestionó los «casos-límite» (Belucci, 2014b, p. 25). Los</w:t>
       </w:r>
       <w:r>
         <w:t xml:space="preserve"> </w:t>
@@ -1730,7 +2005,7 @@
         <w:t xml:space="preserve"> </w:t>
       </w:r>
       <w:r>
-        <w:t xml:space="preserve">(apuntes; T19); (c)</w:t>
+        <w:t xml:space="preserve">(apuntes; Fernández, s. f.); (c)</w:t>
       </w:r>
       <w:r>
         <w:t xml:space="preserve"> </w:t>
@@ -1778,7 +2053,7 @@
         <w:t xml:space="preserve"> </w:t>
       </w:r>
       <w:r>
-        <w:t xml:space="preserve">(1924), donde la melancolía es paradigma de las «psiconeurosis narcisistas» (T13); (d) la</w:t>
+        <w:t xml:space="preserve">(1924), donde la melancolía es paradigma de las «psiconeurosis narcisistas» (Freud, 1924/1996); (d) la</w:t>
       </w:r>
       <w:r>
         <w:t xml:space="preserve"> </w:t>
@@ -1849,7 +2124,7 @@
         <w:t xml:space="preserve"> </w:t>
       </w:r>
       <w:r>
-        <w:t xml:space="preserve">de 1895 (T01, p. 42; →</w:t>
+        <w:t xml:space="preserve">de 1895 (Belucci, 2014b, p. 42; →</w:t>
       </w:r>
       <w:r>
         <w:t xml:space="preserve"> </w:t>
@@ -1877,7 +2152,7 @@
         <w:t xml:space="preserve"> </w:t>
       </w:r>
       <w:r>
-        <w:t xml:space="preserve">y la «neurosis demoníaca» (T19, vía Gerez).</w:t>
+        <w:t xml:space="preserve">y la «neurosis demoníaca» (Fernández, s. f., vía Gerez).</w:t>
       </w:r>
     </w:p>
     <w:p>
@@ -1889,7 +2164,7 @@
           <w:b/>
           <w:bCs/>
         </w:rPr>
-        <w:t xml:space="preserve">Melancolía, pérdida e identificación (T15).</w:t>
+        <w:t xml:space="preserve">Melancolía, pérdida e identificación (Freud, 1917/1996a).</w:t>
       </w:r>
       <w:r>
         <w:t xml:space="preserve"> </w:t>
@@ -2106,6 +2381,62 @@
       </w:r>
       <w:r>
         <w:t xml:space="preserve">: el yo solo puede darse muerte si puede tratarse como objeto, dirigiendo contra sí la hostilidad al objeto.</w:t>
+      </w:r>
+    </w:p>
+    <w:p>
+      <w:pPr>
+        <w:pStyle w:val="RecuadroAtencion"/>
+      </w:pPr>
+      <w:r>
+        <w:t xml:space="preserve">⚠</w:t>
+      </w:r>
+      <w:r>
+        <w:t xml:space="preserve"> </w:t>
+      </w:r>
+      <w:r>
+        <w:rPr>
+          <w:b/>
+          <w:bCs/>
+        </w:rPr>
+        <w:t xml:space="preserve">No confundir:</w:t>
+      </w:r>
+      <w:r>
+        <w:t xml:space="preserve"> </w:t>
+      </w:r>
+      <w:r>
+        <w:t xml:space="preserve">identificación</w:t>
+      </w:r>
+      <w:r>
+        <w:t xml:space="preserve"> </w:t>
+      </w:r>
+      <w:r>
+        <w:rPr>
+          <w:b/>
+          <w:bCs/>
+        </w:rPr>
+        <w:t xml:space="preserve">narcisista</w:t>
+      </w:r>
+      <w:r>
+        <w:t xml:space="preserve"> </w:t>
+      </w:r>
+      <w:r>
+        <w:t xml:space="preserve">(melancolía: se resigna el objeto y el yo se vuelve objeto) ≠ identificación</w:t>
+      </w:r>
+      <w:r>
+        <w:t xml:space="preserve"> </w:t>
+      </w:r>
+      <w:r>
+        <w:rPr>
+          <w:b/>
+          <w:bCs/>
+        </w:rPr>
+        <w:t xml:space="preserve">parcial</w:t>
+      </w:r>
+      <w:r>
+        <w:t xml:space="preserve"> </w:t>
+      </w:r>
+      <w:r>
+        <w:t xml:space="preserve">histérica (el objeto se conserva).</w:t>
       </w:r>
     </w:p>
     <w:bookmarkEnd w:id="12"/>
@@ -2118,13 +2449,13 @@
         <w:t xml:space="preserve">1.2 Desarrollo ampliado</w:t>
       </w:r>
     </w:p>
-    <w:bookmarkStart w:id="13" w:name="X284f9660954a401a3b02aff3fbef1af0d5972f0"/>
+    <w:bookmarkStart w:id="13" w:name="X0fcd2f3b937c7f8f7e5e5f444b53fd7c50fb496"/>
     <w:p>
       <w:pPr>
         <w:pStyle w:val="Heading4"/>
       </w:pPr>
       <w:r>
-        <w:t xml:space="preserve">a) El campo nosológico: de las neurosis narcisistas a la clínica de los bordes (T01, pp. 24-27)</w:t>
+        <w:t xml:space="preserve">a) El campo nosológico: de las neurosis narcisistas a la clínica de los bordes (Belucci, 2014b, pp. 24-27)</w:t>
       </w:r>
     </w:p>
     <w:p>
@@ -2175,7 +2506,7 @@
         <w:t xml:space="preserve"> </w:t>
       </w:r>
       <w:r>
-        <w:t xml:space="preserve">(T01, pp. 24-25).</w:t>
+        <w:t xml:space="preserve">(Belucci, 2014b, pp. 24-25).</w:t>
       </w:r>
     </w:p>
     <w:p>
@@ -2197,7 +2528,7 @@
         <w:t xml:space="preserve"> </w:t>
       </w:r>
       <w:r>
-        <w:t xml:space="preserve">(T01, p. 25): los trabajos de la Escuela Francesa están desfasados varias décadas respecto de las Escuelas Inglesa y Americana por el</w:t>
+        <w:t xml:space="preserve">(Belucci, 2014b, p. 25): los trabajos de la Escuela Francesa están desfasados varias décadas respecto de las Escuelas Inglesa y Americana por el</w:t>
       </w:r>
       <w:r>
         <w:t xml:space="preserve"> </w:t>
@@ -2248,7 +2579,7 @@
         <w:t xml:space="preserve"> </w:t>
       </w:r>
       <w:r>
-        <w:t xml:space="preserve">(T01, p. 25): hasta mediados de los ’50, «</w:t>
+        <w:t xml:space="preserve">(Belucci, 2014b, p. 25): hasta mediados de los ’50, «</w:t>
       </w:r>
       <w:r>
         <w:rPr>
@@ -2319,7 +2650,7 @@
           <w:b/>
           <w:bCs/>
         </w:rPr>
-        <w:t xml:space="preserve">Recorrido bibliográfico (T01, pp. 25-27):</w:t>
+        <w:t xml:space="preserve">Recorrido bibliográfico (Belucci, 2014b, pp. 25-27):</w:t>
       </w:r>
       <w:r>
         <w:t xml:space="preserve"> </w:t>
@@ -2531,7 +2862,7 @@
         <w:t xml:space="preserve"> </w:t>
       </w:r>
       <w:r>
-        <w:t xml:space="preserve">(T01, p. 27): todas las denominaciones («neurosis narcisistas», «neurosis graves», «neurosis de carácter», «clínica de los bordes», «clínica de los fracasos del fantasma») son insatisfactorias; Belucci lo lee como</w:t>
+        <w:t xml:space="preserve">(Belucci, 2014b, p. 27): todas las denominaciones («neurosis narcisistas», «neurosis graves», «neurosis de carácter», «clínica de los bordes», «clínica de los fracasos del fantasma») son insatisfactorias; Belucci lo lee como</w:t>
       </w:r>
       <w:r>
         <w:t xml:space="preserve"> </w:t>
@@ -2696,7 +3027,7 @@
       </w:r>
     </w:p>
     <w:bookmarkEnd w:id="13"/>
-    <w:bookmarkStart w:id="14" w:name="b-duelo-y-melancolía-t15-1917-en-detalle"/>
+    <w:bookmarkStart w:id="14" w:name="X5eecdbdf839910fbfa515a3fa0d032962158063"/>
     <w:p>
       <w:pPr>
         <w:pStyle w:val="Heading4"/>
@@ -2718,7 +3049,7 @@
         <w:t xml:space="preserve"> </w:t>
       </w:r>
       <w:r>
-        <w:t xml:space="preserve">(T15, 1917) en detalle</w:t>
+        <w:t xml:space="preserve">(Freud, 1917/1996a) en detalle</w:t>
       </w:r>
     </w:p>
     <w:p>
@@ -2948,7 +3279,7 @@
         <w:t xml:space="preserve"> </w:t>
       </w:r>
       <w:r>
-        <w:t xml:space="preserve">(T15): «una parte del yo se contrapone a la otra, la aprecia críticamente, la toma por objeto»: es la</w:t>
+        <w:t xml:space="preserve">(Freud, 1917/1996a): «una parte del yo se contrapone a la otra, la aprecia críticamente, la toma por objeto»: es la</w:t>
       </w:r>
       <w:r>
         <w:t xml:space="preserve"> </w:t>
@@ -3083,7 +3414,7 @@
           <w:b/>
           <w:bCs/>
         </w:rPr>
-        <w:t xml:space="preserve">Proceso (T15):</w:t>
+        <w:t xml:space="preserve">Proceso (Freud, 1917/1996a):</w:t>
       </w:r>
       <w:r>
         <w:t xml:space="preserve"> </w:t>
@@ -3479,7 +3810,7 @@
           <w:b/>
           <w:bCs/>
         </w:rPr>
-        <w:t xml:space="preserve">Suicidio (T15):</w:t>
+        <w:t xml:space="preserve">Suicidio (Freud, 1917/1996a):</w:t>
       </w:r>
       <w:r>
         <w:t xml:space="preserve"> </w:t>
@@ -3600,7 +3931,7 @@
         <w:t xml:space="preserve"> </w:t>
       </w:r>
       <w:r>
-        <w:t xml:space="preserve">(T15): el trabajo melancólico se juega en el</w:t>
+        <w:t xml:space="preserve">(Freud, 1917/1996a): el trabajo melancólico se juega en el</w:t>
       </w:r>
       <w:r>
         <w:t xml:space="preserve"> </w:t>
@@ -3645,7 +3976,7 @@
           <w:b/>
           <w:bCs/>
         </w:rPr>
-        <w:t xml:space="preserve">Melancolía en las neurosis (T15, T01 p. 42):</w:t>
+        <w:t xml:space="preserve">Melancolía en las neurosis (Freud, 1917/1996a; Belucci, 2014b, p. 42):</w:t>
       </w:r>
       <w:r>
         <w:t xml:space="preserve"> </w:t>
@@ -3700,11 +4031,11 @@
         <w:t xml:space="preserve">Nuevas puntualizaciones</w:t>
       </w:r>
       <w:r>
-        <w:t xml:space="preserve">; T01, p. 42 n. 110).</w:t>
+        <w:t xml:space="preserve">; Belucci, 2014b, p. 42 n. 110).</w:t>
       </w:r>
     </w:p>
     <w:bookmarkEnd w:id="14"/>
-    <w:bookmarkStart w:id="15" w:name="X1b8d4754bd21abb3c9f2fb336acc9839180cbda"/>
+    <w:bookmarkStart w:id="15" w:name="Xb830a420f23688fb28873f1266fb5546e770bf9"/>
     <w:p>
       <w:pPr>
         <w:pStyle w:val="Heading4"/>
@@ -3742,7 +4073,7 @@
         <w:t xml:space="preserve"> </w:t>
       </w:r>
       <w:r>
-        <w:t xml:space="preserve">(apuntes de clase 20; T19; T13)</w:t>
+        <w:t xml:space="preserve">(apuntes de clase 20; Fernández, s. f.; Freud, 1924/1996)</w:t>
       </w:r>
     </w:p>
     <w:p>
@@ -3878,7 +4209,7 @@
           <w:b/>
           <w:bCs/>
         </w:rPr>
-        <w:t xml:space="preserve">T19:</w:t>
+        <w:t xml:space="preserve">Fernández (s. f.):</w:t>
       </w:r>
       <w:r>
         <w:t xml:space="preserve"> </w:t>
@@ -3964,7 +4295,7 @@
         <w:t xml:space="preserve"> </w:t>
       </w:r>
       <w:r>
-        <w:t xml:space="preserve">(Freud) entre las descripciones psiquiátricas del «acceso delirante»/«confusión mental» (T19).</w:t>
+        <w:t xml:space="preserve">(Freud) entre las descripciones psiquiátricas del «acceso delirante»/«confusión mental» (Fernández, s. f.).</w:t>
       </w:r>
     </w:p>
     <w:p>
@@ -3980,7 +4311,7 @@
           <w:b/>
           <w:bCs/>
         </w:rPr>
-        <w:t xml:space="preserve">«Neurosis y psicosis» (T13):</w:t>
+        <w:t xml:space="preserve">«Neurosis y psicosis» (Freud, 1924/1996):</w:t>
       </w:r>
       <w:r>
         <w:t xml:space="preserve"> </w:t>
@@ -4213,7 +4544,145 @@
     </w:p>
     <w:p>
       <w:pPr>
-        <w:pStyle w:val="FirstParagraph"/>
+        <w:pStyle w:val="RecuadroEsqueleto"/>
+      </w:pPr>
+      <w:r>
+        <w:rPr>
+          <w:b/>
+          <w:bCs/>
+        </w:rPr>
+        <w:t xml:space="preserve">Esqueleto de la respuesta:</w:t>
+      </w:r>
+    </w:p>
+    <w:p>
+      <w:pPr>
+        <w:pStyle w:val="RecuadroEsqueleto"/>
+      </w:pPr>
+      <w:r>
+        <w:t xml:space="preserve">1. </w:t>
+      </w:r>
+      <w:r>
+        <w:rPr>
+          <w:b/>
+          <w:bCs/>
+        </w:rPr>
+        <w:t xml:space="preserve">Tesis:</w:t>
+      </w:r>
+      <w:r>
+        <w:t xml:space="preserve"> </w:t>
+      </w:r>
+      <w:r>
+        <w:t xml:space="preserve">en ciertas neurosis graves el fantasma, como respuesta a «¿qué soy ahí?», es fallido (Belucci, 2014b, p. 26; Amigo, 2005).</w:t>
+      </w:r>
+    </w:p>
+    <w:p>
+      <w:pPr>
+        <w:pStyle w:val="RecuadroEsqueleto"/>
+      </w:pPr>
+      <w:r>
+        <w:t xml:space="preserve">2. </w:t>
+      </w:r>
+      <w:r>
+        <w:rPr>
+          <w:b/>
+          <w:bCs/>
+        </w:rPr>
+        <w:t xml:space="preserve">Condiciones:</w:t>
+      </w:r>
+      <w:r>
+        <w:t xml:space="preserve"> </w:t>
+      </w:r>
+      <w:r>
+        <w:t xml:space="preserve">pregunta posible, no estar abrumado por el goce del Otro, dos vueltas del Edipo.</w:t>
+      </w:r>
+    </w:p>
+    <w:p>
+      <w:pPr>
+        <w:pStyle w:val="RecuadroEsqueleto"/>
+      </w:pPr>
+      <w:r>
+        <w:t xml:space="preserve">3. </w:t>
+      </w:r>
+      <w:r>
+        <w:rPr>
+          <w:b/>
+          <w:bCs/>
+        </w:rPr>
+        <w:t xml:space="preserve">Tres operaciones:</w:t>
+      </w:r>
+      <w:r>
+        <w:t xml:space="preserve"> </w:t>
+      </w:r>
+      <w:r>
+        <w:t xml:space="preserve">expulsión de lo real, marco simbólico, objeto representado en el marco (Belucci, 2014b, pp. 32-33).</w:t>
+      </w:r>
+    </w:p>
+    <w:p>
+      <w:pPr>
+        <w:pStyle w:val="RecuadroEsqueleto"/>
+      </w:pPr>
+      <w:r>
+        <w:t xml:space="preserve">4. </w:t>
+      </w:r>
+      <w:r>
+        <w:rPr>
+          <w:b/>
+          <w:bCs/>
+        </w:rPr>
+        <w:t xml:space="preserve">Tres fracasos:</w:t>
+      </w:r>
+      <w:r>
+        <w:t xml:space="preserve"> </w:t>
+      </w:r>
+      <w:r>
+        <w:t xml:space="preserve">radicales (autismo, psicosis), contingentes (urgencia), estructurales (bordes).</w:t>
+      </w:r>
+    </w:p>
+    <w:p>
+      <w:pPr>
+        <w:pStyle w:val="RecuadroEsqueleto"/>
+      </w:pPr>
+      <w:r>
+        <w:t xml:space="preserve">5. </w:t>
+      </w:r>
+      <w:r>
+        <w:rPr>
+          <w:b/>
+          <w:bCs/>
+        </w:rPr>
+        <w:t xml:space="preserve">Consecuencia:</w:t>
+      </w:r>
+      <w:r>
+        <w:t xml:space="preserve"> </w:t>
+      </w:r>
+      <w:r>
+        <w:t xml:space="preserve">el goce fálico del Otro obtura la pregunta; pendulación; fragilidad del ser.</w:t>
+      </w:r>
+    </w:p>
+    <w:p>
+      <w:pPr>
+        <w:pStyle w:val="RecuadroEsqueleto"/>
+      </w:pPr>
+      <w:r>
+        <w:t xml:space="preserve">6. </w:t>
+      </w:r>
+      <w:r>
+        <w:rPr>
+          <w:b/>
+          <w:bCs/>
+        </w:rPr>
+        <w:t xml:space="preserve">Cierre:</w:t>
+      </w:r>
+      <w:r>
+        <w:t xml:space="preserve"> </w:t>
+      </w:r>
+      <w:r>
+        <w:t xml:space="preserve">vacilación del marco de la realidad, respuesta paranoide, cortocircuitos del acto.</w:t>
+      </w:r>
+    </w:p>
+    <w:p>
+      <w:pPr>
+        <w:pStyle w:val="BodyText"/>
       </w:pPr>
       <w:r>
         <w:rPr>
@@ -4329,7 +4798,7 @@
         <w:t xml:space="preserve"> </w:t>
       </w:r>
       <w:r>
-        <w:t xml:space="preserve">(T01, p. 26). Para que el fantasma se elabore se requiere: (1)</w:t>
+        <w:t xml:space="preserve">(Belucci, 2014b, p. 26). Para que el fantasma se elabore se requiere: (1)</w:t>
       </w:r>
       <w:r>
         <w:t xml:space="preserve"> </w:t>
@@ -4387,7 +4856,7 @@
         <w:t xml:space="preserve"> </w:t>
       </w:r>
       <w:r>
-        <w:t xml:space="preserve">(infancia y reedición adolescente) (T01, p. 32). Tres operaciones deben producirse para que la respuesta sea eficaz (T01, pp. 32-33):</w:t>
+        <w:t xml:space="preserve">(infancia y reedición adolescente) (Belucci, 2014b, p. 32). Tres operaciones deben producirse para que la respuesta sea eficaz (Belucci, 2014b, pp. 32-33):</w:t>
       </w:r>
       <w:r>
         <w:t xml:space="preserve"> </w:t>
@@ -4487,7 +4956,7 @@
         <w:t xml:space="preserve"> </w:t>
       </w:r>
       <w:r>
-        <w:t xml:space="preserve">(T01, p. 33):</w:t>
+        <w:t xml:space="preserve">(Belucci, 2014b, p. 33):</w:t>
       </w:r>
       <w:r>
         <w:t xml:space="preserve"> </w:t>
@@ -4562,7 +5031,7 @@
         <w:t xml:space="preserve">clínica de los bordes</w:t>
       </w:r>
       <w:r>
-        <w:t xml:space="preserve">. En T16 Amigo lo precisa: es el fracaso de la constitución del fantasma «</w:t>
+        <w:t xml:space="preserve">. En Amigo (2005) Amigo lo precisa: es el fracaso de la constitución del fantasma «</w:t>
       </w:r>
       <w:r>
         <w:rPr>
@@ -4593,7 +5062,7 @@
         <w:t xml:space="preserve"> </w:t>
       </w:r>
       <w:r>
-        <w:t xml:space="preserve">(T01, pp. 32-35): la clave es la distinción entre</w:t>
+        <w:t xml:space="preserve">(Belucci, 2014b, pp. 32-35): la clave es la distinción entre</w:t>
       </w:r>
       <w:r>
         <w:t xml:space="preserve"> </w:t>
@@ -4747,6 +5216,78 @@
       </w:r>
       <w:r>
         <w:t xml:space="preserve">.</w:t>
+      </w:r>
+    </w:p>
+    <w:p>
+      <w:pPr>
+        <w:pStyle w:val="RecuadroAtencion"/>
+      </w:pPr>
+      <w:r>
+        <w:t xml:space="preserve">⚠</w:t>
+      </w:r>
+      <w:r>
+        <w:t xml:space="preserve"> </w:t>
+      </w:r>
+      <w:r>
+        <w:rPr>
+          <w:b/>
+          <w:bCs/>
+        </w:rPr>
+        <w:t xml:space="preserve">No confundir:</w:t>
+      </w:r>
+      <w:r>
+        <w:t xml:space="preserve"> </w:t>
+      </w:r>
+      <w:r>
+        <w:t xml:space="preserve">fracaso</w:t>
+      </w:r>
+      <w:r>
+        <w:t xml:space="preserve"> </w:t>
+      </w:r>
+      <w:r>
+        <w:rPr>
+          <w:b/>
+          <w:bCs/>
+        </w:rPr>
+        <w:t xml:space="preserve">contingente</w:t>
+      </w:r>
+      <w:r>
+        <w:t xml:space="preserve"> </w:t>
+      </w:r>
+      <w:r>
+        <w:t xml:space="preserve">del fantasma (urgencia en neurosis) ≠ fracaso</w:t>
+      </w:r>
+      <w:r>
+        <w:t xml:space="preserve"> </w:t>
+      </w:r>
+      <w:r>
+        <w:rPr>
+          <w:b/>
+          <w:bCs/>
+        </w:rPr>
+        <w:t xml:space="preserve">estructural</w:t>
+      </w:r>
+      <w:r>
+        <w:t xml:space="preserve"> </w:t>
+      </w:r>
+      <w:r>
+        <w:t xml:space="preserve">(clínica de los bordes) ≠ fracaso</w:t>
+      </w:r>
+      <w:r>
+        <w:t xml:space="preserve"> </w:t>
+      </w:r>
+      <w:r>
+        <w:rPr>
+          <w:b/>
+          <w:bCs/>
+        </w:rPr>
+        <w:t xml:space="preserve">radical</w:t>
+      </w:r>
+      <w:r>
+        <w:t xml:space="preserve"> </w:t>
+      </w:r>
+      <w:r>
+        <w:t xml:space="preserve">(psicosis, autismo).</w:t>
       </w:r>
     </w:p>
     <w:bookmarkEnd w:id="18"/>
@@ -4759,13 +5300,13 @@
         <w:t xml:space="preserve">2.2 Desarrollo ampliado</w:t>
       </w:r>
     </w:p>
-    <w:bookmarkStart w:id="19" w:name="X7fd5eeefb0c33e62679f5c49d6cdf26f062ac0d"/>
+    <w:bookmarkStart w:id="19" w:name="Xad5e3631a93d1816c4f4a8d940ae6fcca6c2ad9"/>
     <w:p>
       <w:pPr>
         <w:pStyle w:val="Heading4"/>
       </w:pPr>
       <w:r>
-        <w:t xml:space="preserve">a) El fantasma y su fracaso (T01, pp. 32-35; T16; apuntes)</w:t>
+        <w:t xml:space="preserve">a) El fantasma y su fracaso (Belucci, 2014b, pp. 32-35; Amigo, 2005; apuntes)</w:t>
       </w:r>
     </w:p>
     <w:p>
@@ -4781,7 +5322,7 @@
           <w:b/>
           <w:bCs/>
         </w:rPr>
-        <w:t xml:space="preserve">Pregunta y respuesta (T01, p. 32):</w:t>
+        <w:t xml:space="preserve">Pregunta y respuesta (Belucci, 2014b, p. 32):</w:t>
       </w:r>
       <w:r>
         <w:t xml:space="preserve"> </w:t>
@@ -4874,7 +5415,7 @@
           <w:b/>
           <w:bCs/>
         </w:rPr>
-        <w:t xml:space="preserve">Función del fantasma estabilizador (T01, p. 33):</w:t>
+        <w:t xml:space="preserve">Función del fantasma estabilizador (Belucci, 2014b, p. 33):</w:t>
       </w:r>
       <w:r>
         <w:t xml:space="preserve"> </w:t>
@@ -4961,7 +5502,7 @@
         <w:t xml:space="preserve">respuesta paranoide</w:t>
       </w:r>
       <w:r>
-        <w:t xml:space="preserve">: Bion en la Escuela Inglesa; constitución paranoica del yo en Lacan) (T01, pp. 33-34).</w:t>
+        <w:t xml:space="preserve">: Bion en la Escuela Inglesa; constitución paranoica del yo en Lacan) (Belucci, 2014b, pp. 33-34).</w:t>
       </w:r>
     </w:p>
     <w:p>
@@ -5025,7 +5566,7 @@
           <w:b/>
           <w:bCs/>
         </w:rPr>
-        <w:t xml:space="preserve">Amigo (T16): el fantasma «fundamental» y la desaparición propia (pp. 13-14):</w:t>
+        <w:t xml:space="preserve">Amigo (2005): el fantasma «fundamental» y la desaparición propia (pp. 13-14):</w:t>
       </w:r>
       <w:r>
         <w:t xml:space="preserve"> </w:t>
@@ -5205,7 +5746,7 @@
           <w:b/>
           <w:bCs/>
         </w:rPr>
-        <w:t xml:space="preserve">Fracaso (T16, pp. 14-17):</w:t>
+        <w:t xml:space="preserve">Fracaso (Amigo, 2005, pp. 14-17):</w:t>
       </w:r>
       <w:r>
         <w:t xml:space="preserve"> </w:t>
@@ -5295,7 +5836,7 @@
           <w:b/>
           <w:bCs/>
         </w:rPr>
-        <w:t xml:space="preserve">Tres fracasos en T01 (p. 33)</w:t>
+        <w:t xml:space="preserve">Tres fracasos en Belucci (2014b, p. 33)</w:t>
       </w:r>
       <w:r>
         <w:t xml:space="preserve"> </w:t>
@@ -5317,7 +5858,7 @@
           <w:b/>
           <w:bCs/>
         </w:rPr>
-        <w:t xml:space="preserve">Amigo: condiciones (T01, p. 33):</w:t>
+        <w:t xml:space="preserve">Amigo: condiciones (Belucci, 2014b, p. 33):</w:t>
       </w:r>
       <w:r>
         <w:t xml:space="preserve"> </w:t>
@@ -5382,17 +5923,17 @@
         <w:t xml:space="preserve">injuria superyoica</w:t>
       </w:r>
       <w:r>
-        <w:t xml:space="preserve">», de modo que el narcisismo se constituye a partir de enunciados «que no guardan el debido respeto por la necesaria dimensión del engaño amoroso» (T01, p. 34).</w:t>
+        <w:t xml:space="preserve">», de modo que el narcisismo se constituye a partir de enunciados «que no guardan el debido respeto por la necesaria dimensión del engaño amoroso» (Belucci, 2014b, p. 34).</w:t>
       </w:r>
     </w:p>
     <w:bookmarkEnd w:id="19"/>
-    <w:bookmarkStart w:id="20" w:name="Xabca333fd092d519f6a839c5c95d4646904c576"/>
+    <w:bookmarkStart w:id="20" w:name="X809d3bee7a6fc95cee4be38ecbc2aa4348c6143"/>
     <w:p>
       <w:pPr>
         <w:pStyle w:val="Heading4"/>
       </w:pPr>
       <w:r>
-        <w:t xml:space="preserve">b) Consecuencias y rasgos clínicos del campo (T01, pp. 27-28, 33-35)</w:t>
+        <w:t xml:space="preserve">b) Consecuencias y rasgos clínicos del campo (Belucci, 2014b, pp. 27-28, 33-35)</w:t>
       </w:r>
     </w:p>
     <w:p>
@@ -5408,7 +5949,7 @@
           <w:b/>
           <w:bCs/>
         </w:rPr>
-        <w:t xml:space="preserve">Rasgos clínicos comunes (T01, pp. 27-28):</w:t>
+        <w:t xml:space="preserve">Rasgos clínicos comunes (Belucci, 2014b, pp. 27-28):</w:t>
       </w:r>
       <w:r>
         <w:t xml:space="preserve"> </w:t>
@@ -5641,7 +6182,7 @@
           <w:b/>
           <w:bCs/>
         </w:rPr>
-        <w:t xml:space="preserve">Fantasma y realidad (T01, p. 33):</w:t>
+        <w:t xml:space="preserve">Fantasma y realidad (Belucci, 2014b, p. 33):</w:t>
       </w:r>
       <w:r>
         <w:t xml:space="preserve"> </w:t>
@@ -5663,7 +6204,7 @@
           <w:b/>
           <w:bCs/>
         </w:rPr>
-        <w:t xml:space="preserve">Vínculo con los semejantes (T01, p. 34):</w:t>
+        <w:t xml:space="preserve">Vínculo con los semejantes (Belucci, 2014b, p. 34):</w:t>
       </w:r>
       <w:r>
         <w:t xml:space="preserve"> </w:t>
@@ -5685,7 +6226,7 @@
           <w:b/>
           <w:bCs/>
         </w:rPr>
-        <w:t xml:space="preserve">Urgencia (T01, p. 44):</w:t>
+        <w:t xml:space="preserve">Urgencia (Belucci, 2014b, p. 44):</w:t>
       </w:r>
       <w:r>
         <w:t xml:space="preserve"> </w:t>
@@ -5720,7 +6261,7 @@
           <w:b/>
           <w:bCs/>
         </w:rPr>
-        <w:t xml:space="preserve">El «juicio del Otro» (T21):</w:t>
+        <w:t xml:space="preserve">El «juicio del Otro» (Heinrich, 1997):</w:t>
       </w:r>
       <w:r>
         <w:t xml:space="preserve"> </w:t>
@@ -5881,7 +6422,7 @@
           <w:b/>
           <w:bCs/>
         </w:rPr>
-        <w:t xml:space="preserve">Caso (T21):</w:t>
+        <w:t xml:space="preserve">Caso (Heinrich, 1997):</w:t>
       </w:r>
       <w:r>
         <w:t xml:space="preserve"> </w:t>
@@ -6028,7 +6569,145 @@
     </w:p>
     <w:p>
       <w:pPr>
-        <w:pStyle w:val="FirstParagraph"/>
+        <w:pStyle w:val="RecuadroEsqueleto"/>
+      </w:pPr>
+      <w:r>
+        <w:rPr>
+          <w:b/>
+          <w:bCs/>
+        </w:rPr>
+        <w:t xml:space="preserve">Esqueleto de la respuesta:</w:t>
+      </w:r>
+    </w:p>
+    <w:p>
+      <w:pPr>
+        <w:pStyle w:val="RecuadroEsqueleto"/>
+      </w:pPr>
+      <w:r>
+        <w:t xml:space="preserve">1. </w:t>
+      </w:r>
+      <w:r>
+        <w:rPr>
+          <w:b/>
+          <w:bCs/>
+        </w:rPr>
+        <w:t xml:space="preserve">Tesis:</w:t>
+      </w:r>
+      <w:r>
+        <w:t xml:space="preserve"> </w:t>
+      </w:r>
+      <w:r>
+        <w:t xml:space="preserve">en la clínica de los bordes el Nombre-del-Padre es eficaz, pero fallan sus efectos positivos y la función fálica (Belucci, 2014b, pp. 31-32).</w:t>
+      </w:r>
+    </w:p>
+    <w:p>
+      <w:pPr>
+        <w:pStyle w:val="RecuadroEsqueleto"/>
+      </w:pPr>
+      <w:r>
+        <w:t xml:space="preserve">2. </w:t>
+      </w:r>
+      <w:r>
+        <w:rPr>
+          <w:b/>
+          <w:bCs/>
+        </w:rPr>
+        <w:t xml:space="preserve">Función paterna:</w:t>
+      </w:r>
+      <w:r>
+        <w:t xml:space="preserve"> </w:t>
+      </w:r>
+      <w:r>
+        <w:t xml:space="preserve">límite (negativa) y metáfora (positiva).</w:t>
+      </w:r>
+    </w:p>
+    <w:p>
+      <w:pPr>
+        <w:pStyle w:val="RecuadroEsqueleto"/>
+      </w:pPr>
+      <w:r>
+        <w:t xml:space="preserve">3. </w:t>
+      </w:r>
+      <w:r>
+        <w:rPr>
+          <w:b/>
+          <w:bCs/>
+        </w:rPr>
+        <w:t xml:space="preserve">Lo que se verifica:</w:t>
+      </w:r>
+      <w:r>
+        <w:t xml:space="preserve"> </w:t>
+      </w:r>
+      <w:r>
+        <w:t xml:space="preserve">eficacia negativa (interdicción) y falla de la positiva: impasse entre el segundo y el tercer tiempo del Edipo.</w:t>
+      </w:r>
+    </w:p>
+    <w:p>
+      <w:pPr>
+        <w:pStyle w:val="RecuadroEsqueleto"/>
+      </w:pPr>
+      <w:r>
+        <w:t xml:space="preserve">4. </w:t>
+      </w:r>
+      <w:r>
+        <w:rPr>
+          <w:b/>
+          <w:bCs/>
+        </w:rPr>
+        <w:t xml:space="preserve">Efecto:</w:t>
+      </w:r>
+      <w:r>
+        <w:t xml:space="preserve"> </w:t>
+      </w:r>
+      <w:r>
+        <w:t xml:space="preserve">detención, «paraíso perdido» (adicciones); no es forclusión.</w:t>
+      </w:r>
+    </w:p>
+    <w:p>
+      <w:pPr>
+        <w:pStyle w:val="RecuadroEsqueleto"/>
+      </w:pPr>
+      <w:r>
+        <w:t xml:space="preserve">5. </w:t>
+      </w:r>
+      <w:r>
+        <w:rPr>
+          <w:b/>
+          <w:bCs/>
+        </w:rPr>
+        <w:t xml:space="preserve">Función fálica:</w:t>
+      </w:r>
+      <w:r>
+        <w:t xml:space="preserve"> </w:t>
+      </w:r>
+      <w:r>
+        <w:t xml:space="preserve">fracasa en sus funciones: holofrase, significaciones injuriosas, deseo mortificante, desmesura, devaluación, sexuación, desvitalización.</w:t>
+      </w:r>
+    </w:p>
+    <w:p>
+      <w:pPr>
+        <w:pStyle w:val="RecuadroEsqueleto"/>
+      </w:pPr>
+      <w:r>
+        <w:t xml:space="preserve">6. </w:t>
+      </w:r>
+      <w:r>
+        <w:rPr>
+          <w:b/>
+          <w:bCs/>
+        </w:rPr>
+        <w:t xml:space="preserve">Cierre:</w:t>
+      </w:r>
+      <w:r>
+        <w:t xml:space="preserve"> </w:t>
+      </w:r>
+      <w:r>
+        <w:t xml:space="preserve">el fracaso de la función fálica como coordenada ordenadora (Belucci, 2014b, p. 32).</w:t>
+      </w:r>
+    </w:p>
+    <w:p>
+      <w:pPr>
+        <w:pStyle w:val="BodyText"/>
       </w:pPr>
       <w:r>
         <w:t xml:space="preserve">Belucci vuelve a los dos</w:t>
@@ -6086,7 +6765,7 @@
         <w:t xml:space="preserve">eficacia fundacional del Nombre-del-Padre</w:t>
       </w:r>
       <w:r>
-        <w:t xml:space="preserve">, con la legalización de la falta y la significación fálica que le son correlativas» (T01, pp. 31-32).</w:t>
+        <w:t xml:space="preserve">, con la legalización de la falta y la significación fálica que le son correlativas» (Belucci, 2014b, pp. 31-32).</w:t>
       </w:r>
       <w:r>
         <w:t xml:space="preserve"> </w:t>
@@ -6102,7 +6781,7 @@
         <w:t xml:space="preserve"> </w:t>
       </w:r>
       <w:r>
-        <w:t xml:space="preserve">se despliega en dos vertientes (T01, p. 28): la</w:t>
+        <w:t xml:space="preserve">se despliega en dos vertientes (Belucci, 2014b, p. 28): la</w:t>
       </w:r>
       <w:r>
         <w:t xml:space="preserve"> </w:t>
@@ -6189,7 +6868,7 @@
         <w:t xml:space="preserve">segundo y el tercer tiempo</w:t>
       </w:r>
       <w:r>
-        <w:t xml:space="preserve">» (T01, p. 32). Desprovisto de herramientas eficaces, el sujeto queda sometido a una</w:t>
+        <w:t xml:space="preserve">» (Belucci, 2014b, p. 32). Desprovisto de herramientas eficaces, el sujeto queda sometido a una</w:t>
       </w:r>
       <w:r>
         <w:t xml:space="preserve"> </w:t>
@@ -6315,7 +6994,7 @@
         <w:t xml:space="preserve">operador multifunción</w:t>
       </w:r>
       <w:r>
-        <w:t xml:space="preserve">» (T01, pp. 28-31) y</w:t>
+        <w:t xml:space="preserve">» (Belucci, 2014b, pp. 28-31) y</w:t>
       </w:r>
       <w:r>
         <w:t xml:space="preserve"> </w:t>
@@ -6652,7 +7331,60 @@
         <w:t xml:space="preserve">fracaso de la función fálica</w:t>
       </w:r>
       <w:r>
-        <w:t xml:space="preserve">, como una coordenada ordenadora» (T01, p. 32).</w:t>
+        <w:t xml:space="preserve">, como una coordenada ordenadora» (Belucci, 2014b, p. 32).</w:t>
+      </w:r>
+    </w:p>
+    <w:p>
+      <w:pPr>
+        <w:pStyle w:val="RecuadroAtencion"/>
+      </w:pPr>
+      <w:r>
+        <w:t xml:space="preserve">⚠</w:t>
+      </w:r>
+      <w:r>
+        <w:t xml:space="preserve"> </w:t>
+      </w:r>
+      <w:r>
+        <w:rPr>
+          <w:b/>
+          <w:bCs/>
+        </w:rPr>
+        <w:t xml:space="preserve">No confundir:</w:t>
+      </w:r>
+      <w:r>
+        <w:t xml:space="preserve"> </w:t>
+      </w:r>
+      <w:r>
+        <w:t xml:space="preserve">bordes ≠ psicosis: hay Nombre-del-Padre (no hay forclusión); falla la parte</w:t>
+      </w:r>
+      <w:r>
+        <w:t xml:space="preserve"> </w:t>
+      </w:r>
+      <w:r>
+        <w:rPr>
+          <w:b/>
+          <w:bCs/>
+        </w:rPr>
+        <w:t xml:space="preserve">metafórica</w:t>
+      </w:r>
+      <w:r>
+        <w:t xml:space="preserve"> </w:t>
+      </w:r>
+      <w:r>
+        <w:t xml:space="preserve">del padre y la</w:t>
+      </w:r>
+      <w:r>
+        <w:t xml:space="preserve"> </w:t>
+      </w:r>
+      <w:r>
+        <w:rPr>
+          <w:b/>
+          <w:bCs/>
+        </w:rPr>
+        <w:t xml:space="preserve">función fálica</w:t>
+      </w:r>
+      <w:r>
+        <w:t xml:space="preserve">.</w:t>
       </w:r>
     </w:p>
     <w:bookmarkEnd w:id="23"/>
@@ -6678,7 +7410,7 @@
           <w:b/>
           <w:bCs/>
         </w:rPr>
-        <w:t xml:space="preserve">Padre: dos vertientes (T01, p. 28):</w:t>
+        <w:t xml:space="preserve">Padre: dos vertientes (Belucci, 2014b, p. 28):</w:t>
       </w:r>
       <w:r>
         <w:t xml:space="preserve"> </w:t>
@@ -6804,7 +7536,7 @@
           <w:b/>
           <w:bCs/>
         </w:rPr>
-        <w:t xml:space="preserve">Eficacia negativa y positiva (T01, p. 32):</w:t>
+        <w:t xml:space="preserve">Eficacia negativa y positiva (Belucci, 2014b, p. 32):</w:t>
       </w:r>
       <w:r>
         <w:t xml:space="preserve"> </w:t>
@@ -6872,7 +7604,7 @@
         <w:t xml:space="preserve">adicciones</w:t>
       </w:r>
       <w:r>
-        <w:t xml:space="preserve">.» Ver T33: «su función estrictamente metafórica es fallida, complicando así la posibilidad de una salida y el armado de una escena propia con la que habitar el mundo» (T01, p. 33).</w:t>
+        <w:t xml:space="preserve">.» Ver T33: «su función estrictamente metafórica es fallida, complicando así la posibilidad de una salida y el armado de una escena propia con la que habitar el mundo» (Belucci, 2014b, p. 33).</w:t>
       </w:r>
     </w:p>
     <w:p>
@@ -6888,7 +7620,7 @@
           <w:b/>
           <w:bCs/>
         </w:rPr>
-        <w:t xml:space="preserve">Falo en T01 (pp. 28-31)</w:t>
+        <w:t xml:space="preserve">Falo en Belucci (2014b, pp. 28-31)</w:t>
       </w:r>
       <w:r>
         <w:t xml:space="preserve">, detalle:</w:t>
@@ -7467,7 +8199,7 @@
           <w:b/>
           <w:bCs/>
         </w:rPr>
-        <w:t xml:space="preserve">Don del falo (T16, pp. 17-18):</w:t>
+        <w:t xml:space="preserve">Don del falo (Amigo, 2005, pp. 17-18):</w:t>
       </w:r>
       <w:r>
         <w:t xml:space="preserve"> </w:t>
@@ -7583,7 +8315,7 @@
           <w:b/>
           <w:bCs/>
         </w:rPr>
-        <w:t xml:space="preserve">Época del «padre humillado» (T16, p. 19; T18):</w:t>
+        <w:t xml:space="preserve">Época del «padre humillado» (Amigo, 2005, p. 19; Belucci, s. f.-a):</w:t>
       </w:r>
       <w:r>
         <w:t xml:space="preserve"> </w:t>
@@ -7621,7 +8353,7 @@
         <w:t xml:space="preserve"> </w:t>
       </w:r>
       <w:r>
-        <w:t xml:space="preserve">y gadgets (T18).</w:t>
+        <w:t xml:space="preserve">y gadgets (Belucci, s. f.-a).</w:t>
       </w:r>
     </w:p>
     <w:p>
@@ -7672,7 +8404,7 @@
           <w:b/>
           <w:bCs/>
         </w:rPr>
-        <w:t xml:space="preserve">Fracaso de la función paterna: padres desertores (T19):</w:t>
+        <w:t xml:space="preserve">Fracaso de la función paterna: padres desertores (Fernández, s. f.):</w:t>
       </w:r>
       <w:r>
         <w:t xml:space="preserve"> </w:t>
@@ -7796,7 +8528,145 @@
     </w:p>
     <w:p>
       <w:pPr>
-        <w:pStyle w:val="FirstParagraph"/>
+        <w:pStyle w:val="RecuadroEsqueleto"/>
+      </w:pPr>
+      <w:r>
+        <w:rPr>
+          <w:b/>
+          <w:bCs/>
+        </w:rPr>
+        <w:t xml:space="preserve">Esqueleto de la respuesta:</w:t>
+      </w:r>
+    </w:p>
+    <w:p>
+      <w:pPr>
+        <w:pStyle w:val="RecuadroEsqueleto"/>
+      </w:pPr>
+      <w:r>
+        <w:t xml:space="preserve">1. </w:t>
+      </w:r>
+      <w:r>
+        <w:rPr>
+          <w:b/>
+          <w:bCs/>
+        </w:rPr>
+        <w:t xml:space="preserve">Tesis:</w:t>
+      </w:r>
+      <w:r>
+        <w:t xml:space="preserve"> </w:t>
+      </w:r>
+      <w:r>
+        <w:t xml:space="preserve">las alteraciones narcisistas son efecto del fracaso del fantasma, no su causa (Belucci, 2014b, p. 34).</w:t>
+      </w:r>
+    </w:p>
+    <w:p>
+      <w:pPr>
+        <w:pStyle w:val="RecuadroEsqueleto"/>
+      </w:pPr>
+      <w:r>
+        <w:t xml:space="preserve">2. </w:t>
+      </w:r>
+      <w:r>
+        <w:rPr>
+          <w:b/>
+          <w:bCs/>
+        </w:rPr>
+        <w:t xml:space="preserve">Engrandecimiento yoico:</w:t>
+      </w:r>
+      <w:r>
+        <w:t xml:space="preserve"> </w:t>
+      </w:r>
+      <w:r>
+        <w:t xml:space="preserve">defensa ante la «fragilidad del ser».</w:t>
+      </w:r>
+    </w:p>
+    <w:p>
+      <w:pPr>
+        <w:pStyle w:val="RecuadroEsqueleto"/>
+      </w:pPr>
+      <w:r>
+        <w:t xml:space="preserve">3. </w:t>
+      </w:r>
+      <w:r>
+        <w:rPr>
+          <w:b/>
+          <w:bCs/>
+        </w:rPr>
+        <w:t xml:space="preserve">Narcisismo:</w:t>
+      </w:r>
+      <w:r>
+        <w:t xml:space="preserve"> </w:t>
+      </w:r>
+      <w:r>
+        <w:t xml:space="preserve">«mal-dición» del Otro, injuria superyoica (Amigo).</w:t>
+      </w:r>
+    </w:p>
+    <w:p>
+      <w:pPr>
+        <w:pStyle w:val="RecuadroEsqueleto"/>
+      </w:pPr>
+      <w:r>
+        <w:t xml:space="preserve">4. </w:t>
+      </w:r>
+      <w:r>
+        <w:rPr>
+          <w:b/>
+          <w:bCs/>
+        </w:rPr>
+        <w:t xml:space="preserve">Identificaciones en la neurosis:</w:t>
+      </w:r>
+      <w:r>
+        <w:t xml:space="preserve"> </w:t>
+      </w:r>
+      <w:r>
+        <w:t xml:space="preserve">parciales (al rasgo); el objeto se conserva y hay distancia.</w:t>
+      </w:r>
+    </w:p>
+    <w:p>
+      <w:pPr>
+        <w:pStyle w:val="RecuadroEsqueleto"/>
+      </w:pPr>
+      <w:r>
+        <w:t xml:space="preserve">5. </w:t>
+      </w:r>
+      <w:r>
+        <w:rPr>
+          <w:b/>
+          <w:bCs/>
+        </w:rPr>
+        <w:t xml:space="preserve">En los bordes:</w:t>
+      </w:r>
+      <w:r>
+        <w:t xml:space="preserve"> </w:t>
+      </w:r>
+      <w:r>
+        <w:t xml:space="preserve">identificación masificante, narcisista: el yo se superpone con el objeto; holofrase (Recalcati).</w:t>
+      </w:r>
+    </w:p>
+    <w:p>
+      <w:pPr>
+        <w:pStyle w:val="RecuadroEsqueleto"/>
+      </w:pPr>
+      <w:r>
+        <w:t xml:space="preserve">6. </w:t>
+      </w:r>
+      <w:r>
+        <w:rPr>
+          <w:b/>
+          <w:bCs/>
+        </w:rPr>
+        <w:t xml:space="preserve">Cierre:</w:t>
+      </w:r>
+      <w:r>
+        <w:t xml:space="preserve"> </w:t>
+      </w:r>
+      <w:r>
+        <w:t xml:space="preserve">humor fluctuante, vacío, desvitalización (Belucci, 2014b, pp. 34-35).</w:t>
+      </w:r>
+    </w:p>
+    <w:p>
+      <w:pPr>
+        <w:pStyle w:val="BodyText"/>
       </w:pPr>
       <w:r>
         <w:t xml:space="preserve">La relación de este campo clínico con el</w:t>
@@ -7857,7 +8727,7 @@
         <w:t xml:space="preserve"> </w:t>
       </w:r>
       <w:r>
-        <w:t xml:space="preserve">de alteraciones más fundamentales? (T01, p. 34). Hay</w:t>
+        <w:t xml:space="preserve">de alteraciones más fundamentales? (Belucci, 2014b, p. 34). Hay</w:t>
       </w:r>
       <w:r>
         <w:t xml:space="preserve"> </w:t>
@@ -7948,7 +8818,7 @@
         <w:t xml:space="preserve">injuria superyoica</w:t>
       </w:r>
       <w:r>
-        <w:t xml:space="preserve">: el narcisismo se constituye desde enunciados que no guardan el debido respeto por esa dimensión del engaño (T01, p. 34). A la</w:t>
+        <w:t xml:space="preserve">: el narcisismo se constituye desde enunciados que no guardan el debido respeto por esa dimensión del engaño (Belucci, 2014b, p. 34). A la</w:t>
       </w:r>
       <w:r>
         <w:t xml:space="preserve"> </w:t>
@@ -8187,7 +9057,7 @@
         <w:t xml:space="preserve"> </w:t>
       </w:r>
       <w:r>
-        <w:t xml:space="preserve">(T01, p. 34).</w:t>
+        <w:t xml:space="preserve">(Belucci, 2014b, p. 34).</w:t>
       </w:r>
       <w:r>
         <w:t xml:space="preserve"> </w:t>
@@ -8235,7 +9105,44 @@
         <w:t xml:space="preserve"> </w:t>
       </w:r>
       <w:r>
-        <w:t xml:space="preserve">(«cortes para sentirse vivos») (T01, pp. 34-35).</w:t>
+        <w:t xml:space="preserve">(«cortes para sentirse vivos») (Belucci, 2014b, pp. 34-35).</w:t>
+      </w:r>
+    </w:p>
+    <w:p>
+      <w:pPr>
+        <w:pStyle w:val="RecuadroAtencion"/>
+      </w:pPr>
+      <w:r>
+        <w:t xml:space="preserve">⚠</w:t>
+      </w:r>
+      <w:r>
+        <w:t xml:space="preserve"> </w:t>
+      </w:r>
+      <w:r>
+        <w:rPr>
+          <w:b/>
+          <w:bCs/>
+        </w:rPr>
+        <w:t xml:space="preserve">No confundir:</w:t>
+      </w:r>
+      <w:r>
+        <w:t xml:space="preserve"> </w:t>
+      </w:r>
+      <w:r>
+        <w:t xml:space="preserve">en la neurosis el yo es estable como «personaje fantasmático»; en los bordes, sin fantasma eficaz, la identificación</w:t>
+      </w:r>
+      <w:r>
+        <w:t xml:space="preserve"> </w:t>
+      </w:r>
+      <w:r>
+        <w:rPr>
+          <w:b/>
+          <w:bCs/>
+        </w:rPr>
+        <w:t xml:space="preserve">masifica</w:t>
+      </w:r>
+      <w:r>
+        <w:t xml:space="preserve">.</w:t>
       </w:r>
     </w:p>
     <w:bookmarkEnd w:id="26"/>
@@ -8357,7 +9264,7 @@
           <w:b/>
           <w:bCs/>
         </w:rPr>
-        <w:t xml:space="preserve">Freud (T15):</w:t>
+        <w:t xml:space="preserve">Freud (1917/1996a):</w:t>
       </w:r>
       <w:r>
         <w:t xml:space="preserve"> </w:t>
@@ -8389,7 +9296,7 @@
           <w:b/>
           <w:bCs/>
         </w:rPr>
-        <w:t xml:space="preserve">Fragilidad del ser y narcisismo (T01, pp. 33-34):</w:t>
+        <w:t xml:space="preserve">Fragilidad del ser y narcisismo (Belucci, 2014b, pp. 33-34):</w:t>
       </w:r>
       <w:r>
         <w:t xml:space="preserve"> </w:t>
@@ -8427,7 +9334,7 @@
           <w:b/>
           <w:bCs/>
         </w:rPr>
-        <w:t xml:space="preserve">Humor (T01, pp. 34-35):</w:t>
+        <w:t xml:space="preserve">Humor (Belucci, 2014b, pp. 34-35):</w:t>
       </w:r>
       <w:r>
         <w:t xml:space="preserve"> </w:t>
@@ -8462,7 +9369,7 @@
           <w:b/>
           <w:bCs/>
         </w:rPr>
-        <w:t xml:space="preserve">Narcisismo y fantasma (T01, p. 34):</w:t>
+        <w:t xml:space="preserve">Narcisismo y fantasma (Belucci, 2014b, p. 34):</w:t>
       </w:r>
       <w:r>
         <w:t xml:space="preserve"> </w:t>
@@ -8497,7 +9404,7 @@
           <w:b/>
           <w:bCs/>
         </w:rPr>
-        <w:t xml:space="preserve">Narcisismo en las adicciones (T17, pp. 4-5):</w:t>
+        <w:t xml:space="preserve">Narcisismo en las adicciones (Staude, 1998, pp. 4-5):</w:t>
       </w:r>
       <w:r>
         <w:t xml:space="preserve"> </w:t>
@@ -8555,7 +9462,7 @@
           <w:b/>
           <w:bCs/>
         </w:rPr>
-        <w:t xml:space="preserve">Narcisismo y locura (T19; apuntes de clase 20):</w:t>
+        <w:t xml:space="preserve">Narcisismo y locura (Fernández, s. f.; apuntes de clase 20):</w:t>
       </w:r>
       <w:r>
         <w:t xml:space="preserve"> </w:t>
@@ -8771,7 +9678,7 @@
           <w:b/>
           <w:bCs/>
         </w:rPr>
-        <w:t xml:space="preserve">Tres identificaciones freudianas (T19):</w:t>
+        <w:t xml:space="preserve">Tres identificaciones freudianas (Fernández, s. f.):</w:t>
       </w:r>
       <w:r>
         <w:t xml:space="preserve"> </w:t>
@@ -8929,7 +9836,7 @@
         <w:t xml:space="preserve"> </w:t>
       </w:r>
       <w:r>
-        <w:t xml:space="preserve">(T19); con un accidente, la</w:t>
+        <w:t xml:space="preserve">(Fernández, s. f.); con un accidente, la</w:t>
       </w:r>
       <w:r>
         <w:t xml:space="preserve"> </w:t>
@@ -8958,7 +9865,7 @@
           <w:b/>
           <w:bCs/>
         </w:rPr>
-        <w:t xml:space="preserve">Narcisismo y anorexia (T16):</w:t>
+        <w:t xml:space="preserve">Narcisismo y anorexia (Amigo, 2005):</w:t>
       </w:r>
       <w:r>
         <w:t xml:space="preserve"> </w:t>
@@ -8993,7 +9900,7 @@
           <w:b/>
           <w:bCs/>
         </w:rPr>
-        <w:t xml:space="preserve">Personalidades «sobreadaptadas» y falso self (T18):</w:t>
+        <w:t xml:space="preserve">Personalidades «sobreadaptadas» y falso self (Belucci, s. f.-a):</w:t>
       </w:r>
       <w:r>
         <w:t xml:space="preserve"> </w:t>
@@ -9110,212 +10017,71 @@
     </w:p>
     <w:p>
       <w:pPr>
-        <w:pStyle w:val="FirstParagraph"/>
-      </w:pPr>
-      <w:r>
-        <w:t xml:space="preserve">Belucci enumera las particularidades clínicas del campo (T01, p. 35):</w:t>
-      </w:r>
-      <w:r>
-        <w:t xml:space="preserve"> </w:t>
-      </w:r>
-      <w:r>
-        <w:rPr>
-          <w:b/>
-          <w:bCs/>
-        </w:rPr>
-        <w:t xml:space="preserve">anorexias y bulimias, adicciones, fenómenos psicosomáticos, «ataques de pánico», patologías del acto, locuras, melancolía y, en menor medida, depresión</w:t>
-      </w:r>
-      <w:r>
-        <w:t xml:space="preserve">; son</w:t>
-      </w:r>
-      <w:r>
-        <w:t xml:space="preserve"> </w:t>
-      </w:r>
-      <w:r>
-        <w:rPr>
-          <w:b/>
-          <w:bCs/>
-        </w:rPr>
-        <w:t xml:space="preserve">transestructurales</w:t>
-      </w:r>
-      <w:r>
-        <w:t xml:space="preserve"> </w:t>
-      </w:r>
-      <w:r>
-        <w:t xml:space="preserve">y se las vincula con la</w:t>
-      </w:r>
-      <w:r>
-        <w:t xml:space="preserve"> </w:t>
-      </w:r>
-      <w:r>
-        <w:rPr>
-          <w:b/>
-          <w:bCs/>
-        </w:rPr>
-        <w:t xml:space="preserve">clínica de los bordes o del fracaso del fantasma</w:t>
-      </w:r>
-      <w:r>
-        <w:t xml:space="preserve">. En síntesis:</w:t>
-      </w:r>
-      <w:r>
-        <w:t xml:space="preserve"> </w:t>
-      </w:r>
-      <w:r>
-        <w:rPr>
-          <w:b/>
-          <w:bCs/>
-        </w:rPr>
-        <w:t xml:space="preserve">(1) anorexias y bulimias</w:t>
-      </w:r>
-      <w:r>
-        <w:t xml:space="preserve"> </w:t>
-      </w:r>
-      <w:r>
-        <w:t xml:space="preserve">(Amigo): trastornos de la alimentación como</w:t>
-      </w:r>
-      <w:r>
-        <w:t xml:space="preserve"> </w:t>
-      </w:r>
-      <w:r>
-        <w:rPr>
-          <w:b/>
-          <w:bCs/>
-        </w:rPr>
-        <w:t xml:space="preserve">epifenómenos</w:t>
-      </w:r>
-      <w:r>
-        <w:t xml:space="preserve"> </w:t>
-      </w:r>
-      <w:r>
-        <w:t xml:space="preserve">posibles de cualquier estructura; los</w:t>
-      </w:r>
-      <w:r>
-        <w:t xml:space="preserve"> </w:t>
-      </w:r>
-      <w:r>
-        <w:rPr>
-          <w:b/>
-          <w:bCs/>
-        </w:rPr>
-        <w:t xml:space="preserve">histéricos</w:t>
-      </w:r>
-      <w:r>
-        <w:t xml:space="preserve"> </w:t>
-      </w:r>
-      <w:r>
-        <w:t xml:space="preserve">son un recurso más del sujeto, «hablan», se historizan y alternan entre pendiente anoréxica (posición de amo) y bulímica (premio consuelo); los</w:t>
-      </w:r>
-      <w:r>
-        <w:t xml:space="preserve"> </w:t>
-      </w:r>
-      <w:r>
-        <w:rPr>
-          <w:b/>
-          <w:bCs/>
-        </w:rPr>
-        <w:t xml:space="preserve">«veros»</w:t>
-      </w:r>
-      <w:r>
-        <w:t xml:space="preserve"> </w:t>
-      </w:r>
-      <w:r>
-        <w:t xml:space="preserve">son</w:t>
-      </w:r>
-      <w:r>
-        <w:t xml:space="preserve"> </w:t>
-      </w:r>
-      <w:r>
-        <w:rPr>
-          <w:b/>
-          <w:bCs/>
-        </w:rPr>
-        <w:t xml:space="preserve">el único recurso</w:t>
-      </w:r>
-      <w:r>
-        <w:t xml:space="preserve"> </w:t>
-      </w:r>
-      <w:r>
-        <w:t xml:space="preserve">para poner en falta al Otro:</w:t>
-      </w:r>
-      <w:r>
-        <w:t xml:space="preserve"> </w:t>
-      </w:r>
-      <w:r>
-        <w:rPr>
-          <w:b/>
-          <w:bCs/>
-        </w:rPr>
-        <w:t xml:space="preserve">anorexia vera</w:t>
-      </w:r>
-      <w:r>
-        <w:t xml:space="preserve"> </w:t>
-      </w:r>
-      <w:r>
-        <w:t xml:space="preserve">(su propia desaparición, cadaverización) y</w:t>
-      </w:r>
-      <w:r>
-        <w:t xml:space="preserve"> </w:t>
-      </w:r>
-      <w:r>
-        <w:rPr>
-          <w:b/>
-          <w:bCs/>
-        </w:rPr>
-        <w:t xml:space="preserve">bulimia vera</w:t>
-      </w:r>
-      <w:r>
-        <w:t xml:space="preserve"> </w:t>
-      </w:r>
-      <w:r>
-        <w:t xml:space="preserve">(comida clandestina, obscena, sin palabras ni escena; vómito);</w:t>
-      </w:r>
-      <w:r>
-        <w:t xml:space="preserve"> </w:t>
-      </w:r>
-      <w:r>
-        <w:rPr>
-          <w:b/>
-          <w:bCs/>
-        </w:rPr>
-        <w:t xml:space="preserve">(2) patologías del acto</w:t>
-      </w:r>
-      <w:r>
-        <w:t xml:space="preserve"> </w:t>
-      </w:r>
-      <w:r>
-        <w:t xml:space="preserve">(Iunger, Staude, Belucci):</w:t>
-      </w:r>
-      <w:r>
-        <w:t xml:space="preserve"> </w:t>
-      </w:r>
-      <w:r>
-        <w:rPr>
-          <w:b/>
-          <w:bCs/>
-        </w:rPr>
-        <w:t xml:space="preserve">acting out</w:t>
-      </w:r>
-      <w:r>
-        <w:t xml:space="preserve"> </w:t>
-      </w:r>
-      <w:r>
-        <w:t xml:space="preserve">(escena que se sostiene: mostración, «transferencia salvaje») y</w:t>
-      </w:r>
-      <w:r>
-        <w:t xml:space="preserve"> </w:t>
-      </w:r>
-      <w:r>
-        <w:rPr>
-          <w:b/>
-          <w:bCs/>
-        </w:rPr>
-        <w:t xml:space="preserve">pasaje al acto</w:t>
-      </w:r>
-      <w:r>
-        <w:t xml:space="preserve"> </w:t>
-      </w:r>
-      <w:r>
-        <w:t xml:space="preserve">(escena que concluye: aniquilación del sujeto, identificado al objeto</w:t>
+        <w:pStyle w:val="RecuadroEsqueleto"/>
+      </w:pPr>
+      <w:r>
+        <w:rPr>
+          <w:b/>
+          <w:bCs/>
+        </w:rPr>
+        <w:t xml:space="preserve">Esqueleto de la respuesta:</w:t>
+      </w:r>
+    </w:p>
+    <w:p>
+      <w:pPr>
+        <w:pStyle w:val="RecuadroEsqueleto"/>
+      </w:pPr>
+      <w:r>
+        <w:t xml:space="preserve">1. </w:t>
+      </w:r>
+      <w:r>
+        <w:rPr>
+          <w:b/>
+          <w:bCs/>
+        </w:rPr>
+        <w:t xml:space="preserve">Tesis:</w:t>
+      </w:r>
+      <w:r>
+        <w:t xml:space="preserve"> </w:t>
+      </w:r>
+      <w:r>
+        <w:t xml:space="preserve">son presentaciones transestructurales ligadas al fracaso del fantasma (Belucci, 2014b, p. 35).</w:t>
+      </w:r>
+    </w:p>
+    <w:p>
+      <w:pPr>
+        <w:pStyle w:val="RecuadroEsqueleto"/>
+      </w:pPr>
+      <w:r>
+        <w:t xml:space="preserve">2. </w:t>
+      </w:r>
+      <w:r>
+        <w:rPr>
+          <w:b/>
+          <w:bCs/>
+        </w:rPr>
+        <w:t xml:space="preserve">Anorexias y bulimias:</w:t>
+      </w:r>
+      <w:r>
+        <w:t xml:space="preserve"> </w:t>
+      </w:r>
+      <w:r>
+        <w:t xml:space="preserve">histéricas (un recurso más) o «veras» (único recurso para poner en falta al Otro) (Amigo, 2005).</w:t>
+      </w:r>
+    </w:p>
+    <w:p>
+      <w:pPr>
+        <w:pStyle w:val="RecuadroEsqueleto"/>
+      </w:pPr>
+      <w:r>
+        <w:t xml:space="preserve">3. </w:t>
+      </w:r>
+      <w:r>
+        <w:rPr>
+          <w:b/>
+          <w:bCs/>
+        </w:rPr>
+        <w:t xml:space="preserve">Patologías del acto:</w:t>
       </w:r>
       <w:r>
         <w:t xml:space="preserve"> </w:t>
@@ -9325,6 +10091,321 @@
           <w:i/>
           <w:iCs/>
         </w:rPr>
+        <w:t xml:space="preserve">acting out</w:t>
+      </w:r>
+      <w:r>
+        <w:t xml:space="preserve"> </w:t>
+      </w:r>
+      <w:r>
+        <w:t xml:space="preserve">(escena que se sostiene) y pasaje al acto (fuera de escena) (Iunger, 1993).</w:t>
+      </w:r>
+    </w:p>
+    <w:p>
+      <w:pPr>
+        <w:pStyle w:val="RecuadroEsqueleto"/>
+      </w:pPr>
+      <w:r>
+        <w:t xml:space="preserve">4. </w:t>
+      </w:r>
+      <w:r>
+        <w:rPr>
+          <w:b/>
+          <w:bCs/>
+        </w:rPr>
+        <w:t xml:space="preserve">Locuras y psicosomáticos:</w:t>
+      </w:r>
+      <w:r>
+        <w:t xml:space="preserve"> </w:t>
+      </w:r>
+      <w:r>
+        <w:rPr>
+          <w:i/>
+          <w:iCs/>
+        </w:rPr>
+        <w:t xml:space="preserve">delirium</w:t>
+      </w:r>
+      <w:r>
+        <w:t xml:space="preserve"> </w:t>
+      </w:r>
+      <w:r>
+        <w:t xml:space="preserve">transestructural (Fernández, s. f.); holofrase, goce congelado (Belucci, s. f.-a).</w:t>
+      </w:r>
+    </w:p>
+    <w:p>
+      <w:pPr>
+        <w:pStyle w:val="RecuadroEsqueleto"/>
+      </w:pPr>
+      <w:r>
+        <w:t xml:space="preserve">5. </w:t>
+      </w:r>
+      <w:r>
+        <w:rPr>
+          <w:b/>
+          <w:bCs/>
+        </w:rPr>
+        <w:t xml:space="preserve">Adicciones y pánico:</w:t>
+      </w:r>
+      <w:r>
+        <w:t xml:space="preserve"> </w:t>
+      </w:r>
+      <w:r>
+        <w:t xml:space="preserve">síntoma</w:t>
+      </w:r>
+      <w:r>
+        <w:t xml:space="preserve"> </w:t>
+      </w:r>
+      <w:r>
+        <w:rPr>
+          <w:i/>
+          <w:iCs/>
+        </w:rPr>
+        <w:t xml:space="preserve">prêt-à-porter</w:t>
+      </w:r>
+      <w:r>
+        <w:t xml:space="preserve"> </w:t>
+      </w:r>
+      <w:r>
+        <w:t xml:space="preserve">(Staude, 1998); ataque de angustia de 1895.</w:t>
+      </w:r>
+    </w:p>
+    <w:p>
+      <w:pPr>
+        <w:pStyle w:val="RecuadroEsqueleto"/>
+      </w:pPr>
+      <w:r>
+        <w:t xml:space="preserve">6. </w:t>
+      </w:r>
+      <w:r>
+        <w:rPr>
+          <w:b/>
+          <w:bCs/>
+        </w:rPr>
+        <w:t xml:space="preserve">Cierre (depresiones):</w:t>
+      </w:r>
+      <w:r>
+        <w:t xml:space="preserve"> </w:t>
+      </w:r>
+      <w:r>
+        <w:t xml:space="preserve">melancolizaciones (reversibles) y depresiones (caída del ideal).</w:t>
+      </w:r>
+    </w:p>
+    <w:p>
+      <w:pPr>
+        <w:pStyle w:val="BodyText"/>
+      </w:pPr>
+      <w:r>
+        <w:t xml:space="preserve">Belucci enumera las particularidades clínicas del campo (Belucci, 2014b, p. 35):</w:t>
+      </w:r>
+      <w:r>
+        <w:t xml:space="preserve"> </w:t>
+      </w:r>
+      <w:r>
+        <w:rPr>
+          <w:b/>
+          <w:bCs/>
+        </w:rPr>
+        <w:t xml:space="preserve">anorexias y bulimias, adicciones, fenómenos psicosomáticos, «ataques de pánico», patologías del acto, locuras, melancolía y, en menor medida, depresión</w:t>
+      </w:r>
+      <w:r>
+        <w:t xml:space="preserve">; son</w:t>
+      </w:r>
+      <w:r>
+        <w:t xml:space="preserve"> </w:t>
+      </w:r>
+      <w:r>
+        <w:rPr>
+          <w:b/>
+          <w:bCs/>
+        </w:rPr>
+        <w:t xml:space="preserve">transestructurales</w:t>
+      </w:r>
+      <w:r>
+        <w:t xml:space="preserve"> </w:t>
+      </w:r>
+      <w:r>
+        <w:t xml:space="preserve">y se las vincula con la</w:t>
+      </w:r>
+      <w:r>
+        <w:t xml:space="preserve"> </w:t>
+      </w:r>
+      <w:r>
+        <w:rPr>
+          <w:b/>
+          <w:bCs/>
+        </w:rPr>
+        <w:t xml:space="preserve">clínica de los bordes o del fracaso del fantasma</w:t>
+      </w:r>
+      <w:r>
+        <w:t xml:space="preserve">. En síntesis:</w:t>
+      </w:r>
+      <w:r>
+        <w:t xml:space="preserve"> </w:t>
+      </w:r>
+      <w:r>
+        <w:rPr>
+          <w:b/>
+          <w:bCs/>
+        </w:rPr>
+        <w:t xml:space="preserve">(1) anorexias y bulimias</w:t>
+      </w:r>
+      <w:r>
+        <w:t xml:space="preserve"> </w:t>
+      </w:r>
+      <w:r>
+        <w:t xml:space="preserve">(Amigo): trastornos de la alimentación como</w:t>
+      </w:r>
+      <w:r>
+        <w:t xml:space="preserve"> </w:t>
+      </w:r>
+      <w:r>
+        <w:rPr>
+          <w:b/>
+          <w:bCs/>
+        </w:rPr>
+        <w:t xml:space="preserve">epifenómenos</w:t>
+      </w:r>
+      <w:r>
+        <w:t xml:space="preserve"> </w:t>
+      </w:r>
+      <w:r>
+        <w:t xml:space="preserve">posibles de cualquier estructura; los</w:t>
+      </w:r>
+      <w:r>
+        <w:t xml:space="preserve"> </w:t>
+      </w:r>
+      <w:r>
+        <w:rPr>
+          <w:b/>
+          <w:bCs/>
+        </w:rPr>
+        <w:t xml:space="preserve">histéricos</w:t>
+      </w:r>
+      <w:r>
+        <w:t xml:space="preserve"> </w:t>
+      </w:r>
+      <w:r>
+        <w:t xml:space="preserve">son un recurso más del sujeto, «hablan», se historizan y alternan entre pendiente anoréxica (posición de amo) y bulímica (premio consuelo); los</w:t>
+      </w:r>
+      <w:r>
+        <w:t xml:space="preserve"> </w:t>
+      </w:r>
+      <w:r>
+        <w:rPr>
+          <w:b/>
+          <w:bCs/>
+        </w:rPr>
+        <w:t xml:space="preserve">«veros»</w:t>
+      </w:r>
+      <w:r>
+        <w:t xml:space="preserve"> </w:t>
+      </w:r>
+      <w:r>
+        <w:t xml:space="preserve">son</w:t>
+      </w:r>
+      <w:r>
+        <w:t xml:space="preserve"> </w:t>
+      </w:r>
+      <w:r>
+        <w:rPr>
+          <w:b/>
+          <w:bCs/>
+        </w:rPr>
+        <w:t xml:space="preserve">el único recurso</w:t>
+      </w:r>
+      <w:r>
+        <w:t xml:space="preserve"> </w:t>
+      </w:r>
+      <w:r>
+        <w:t xml:space="preserve">para poner en falta al Otro:</w:t>
+      </w:r>
+      <w:r>
+        <w:t xml:space="preserve"> </w:t>
+      </w:r>
+      <w:r>
+        <w:rPr>
+          <w:b/>
+          <w:bCs/>
+        </w:rPr>
+        <w:t xml:space="preserve">anorexia vera</w:t>
+      </w:r>
+      <w:r>
+        <w:t xml:space="preserve"> </w:t>
+      </w:r>
+      <w:r>
+        <w:t xml:space="preserve">(su propia desaparición, cadaverización) y</w:t>
+      </w:r>
+      <w:r>
+        <w:t xml:space="preserve"> </w:t>
+      </w:r>
+      <w:r>
+        <w:rPr>
+          <w:b/>
+          <w:bCs/>
+        </w:rPr>
+        <w:t xml:space="preserve">bulimia vera</w:t>
+      </w:r>
+      <w:r>
+        <w:t xml:space="preserve"> </w:t>
+      </w:r>
+      <w:r>
+        <w:t xml:space="preserve">(comida clandestina, obscena, sin palabras ni escena; vómito);</w:t>
+      </w:r>
+      <w:r>
+        <w:t xml:space="preserve"> </w:t>
+      </w:r>
+      <w:r>
+        <w:rPr>
+          <w:b/>
+          <w:bCs/>
+        </w:rPr>
+        <w:t xml:space="preserve">(2) patologías del acto</w:t>
+      </w:r>
+      <w:r>
+        <w:t xml:space="preserve"> </w:t>
+      </w:r>
+      <w:r>
+        <w:t xml:space="preserve">(Iunger, Staude, Belucci):</w:t>
+      </w:r>
+      <w:r>
+        <w:t xml:space="preserve"> </w:t>
+      </w:r>
+      <w:r>
+        <w:rPr>
+          <w:b/>
+          <w:bCs/>
+        </w:rPr>
+        <w:t xml:space="preserve">acting out</w:t>
+      </w:r>
+      <w:r>
+        <w:t xml:space="preserve"> </w:t>
+      </w:r>
+      <w:r>
+        <w:t xml:space="preserve">(escena que se sostiene: mostración, «transferencia salvaje») y</w:t>
+      </w:r>
+      <w:r>
+        <w:t xml:space="preserve"> </w:t>
+      </w:r>
+      <w:r>
+        <w:rPr>
+          <w:b/>
+          <w:bCs/>
+        </w:rPr>
+        <w:t xml:space="preserve">pasaje al acto</w:t>
+      </w:r>
+      <w:r>
+        <w:t xml:space="preserve"> </w:t>
+      </w:r>
+      <w:r>
+        <w:t xml:space="preserve">(escena que concluye: aniquilación del sujeto, identificado al objeto</w:t>
+      </w:r>
+      <w:r>
+        <w:t xml:space="preserve"> </w:t>
+      </w:r>
+      <w:r>
+        <w:rPr>
+          <w:i/>
+          <w:iCs/>
+        </w:rPr>
         <w:t xml:space="preserve">a</w:t>
       </w:r>
       <w:r>
@@ -9493,6 +10574,56 @@
       </w:r>
       <w:r>
         <w:t xml:space="preserve">propiamente dichas (caída de una instancia ideal, «cobardía moral», sin autodenigración).</w:t>
+      </w:r>
+    </w:p>
+    <w:p>
+      <w:pPr>
+        <w:pStyle w:val="RecuadroAtencion"/>
+      </w:pPr>
+      <w:r>
+        <w:t xml:space="preserve">⚠</w:t>
+      </w:r>
+      <w:r>
+        <w:t xml:space="preserve"> </w:t>
+      </w:r>
+      <w:r>
+        <w:rPr>
+          <w:b/>
+          <w:bCs/>
+        </w:rPr>
+        <w:t xml:space="preserve">No confundir:</w:t>
+      </w:r>
+      <w:r>
+        <w:t xml:space="preserve"> </w:t>
+      </w:r>
+      <w:r>
+        <w:rPr>
+          <w:i/>
+          <w:iCs/>
+        </w:rPr>
+        <w:t xml:space="preserve">acting out</w:t>
+      </w:r>
+      <w:r>
+        <w:t xml:space="preserve"> </w:t>
+      </w:r>
+      <w:r>
+        <w:t xml:space="preserve">(mostración dirigida al Otro, la escena sigue) ≠ pasaje al acto (el sujeto</w:t>
+      </w:r>
+      <w:r>
+        <w:t xml:space="preserve"> </w:t>
+      </w:r>
+      <w:r>
+        <w:rPr>
+          <w:b/>
+          <w:bCs/>
+        </w:rPr>
+        <w:t xml:space="preserve">sale</w:t>
+      </w:r>
+      <w:r>
+        <w:t xml:space="preserve"> </w:t>
+      </w:r>
+      <w:r>
+        <w:t xml:space="preserve">de la escena, identificado al objeto como desecho).</w:t>
       </w:r>
     </w:p>
     <w:bookmarkEnd w:id="29"/>
@@ -9505,13 +10636,13 @@
         <w:t xml:space="preserve">5.2 Desarrollo ampliado</w:t>
       </w:r>
     </w:p>
-    <w:bookmarkStart w:id="30" w:name="a-anorexias-y-bulimias-t16-amigo"/>
+    <w:bookmarkStart w:id="30" w:name="a-anorexias-y-bulimias-amigo-2005-amigo"/>
     <w:p>
       <w:pPr>
         <w:pStyle w:val="Heading4"/>
       </w:pPr>
       <w:r>
-        <w:t xml:space="preserve">a) Anorexias y bulimias (T16, Amigo)</w:t>
+        <w:t xml:space="preserve">a) Anorexias y bulimias (Amigo, 2005, Amigo)</w:t>
       </w:r>
     </w:p>
     <w:p>
@@ -9527,7 +10658,7 @@
           <w:b/>
           <w:bCs/>
         </w:rPr>
-        <w:t xml:space="preserve">Alimentación y Otro (T16, pp. 2-3):</w:t>
+        <w:t xml:space="preserve">Alimentación y Otro (Amigo, 2005, pp. 2-3):</w:t>
       </w:r>
       <w:r>
         <w:t xml:space="preserve"> </w:t>
@@ -9591,7 +10722,7 @@
           <w:b/>
           <w:bCs/>
         </w:rPr>
-        <w:t xml:space="preserve">Histeria («infección psíquica», T16, pp. 4-5):</w:t>
+        <w:t xml:space="preserve">Histeria («infección psíquica», Amigo, 2005, pp. 4-5):</w:t>
       </w:r>
       <w:r>
         <w:t xml:space="preserve"> </w:t>
@@ -9703,7 +10834,7 @@
         <w:t xml:space="preserve"> </w:t>
       </w:r>
       <w:r>
-        <w:t xml:space="preserve">(T16, p. 11): conversiones, alucinaciones no psicóticas (serpientes: símbolos fálicos), anoréxica pero no «anoréxica vera», porque rehusarse a comer no era su único recurso.</w:t>
+        <w:t xml:space="preserve">(Amigo, 2005, p. 11): conversiones, alucinaciones no psicóticas (serpientes: símbolos fálicos), anoréxica pero no «anoréxica vera», porque rehusarse a comer no era su único recurso.</w:t>
       </w:r>
       <w:r>
         <w:t xml:space="preserve"> </w:t>
@@ -9762,7 +10893,7 @@
           <w:b/>
           <w:bCs/>
         </w:rPr>
-        <w:t xml:space="preserve">Dos pendientes (T16, pp. 11-12):</w:t>
+        <w:t xml:space="preserve">Dos pendientes (Amigo, 2005, pp. 11-12):</w:t>
       </w:r>
       <w:r>
         <w:t xml:space="preserve"> </w:t>
@@ -9877,7 +11008,7 @@
         <w:t xml:space="preserve"> </w:t>
       </w:r>
       <w:r>
-        <w:t xml:space="preserve">(T16, p. 16); la anorexia vera y la bulimia vera son</w:t>
+        <w:t xml:space="preserve">(Amigo, 2005, p. 16); la anorexia vera y la bulimia vera son</w:t>
       </w:r>
       <w:r>
         <w:t xml:space="preserve"> </w:t>
@@ -9906,7 +11037,7 @@
           <w:b/>
           <w:bCs/>
         </w:rPr>
-        <w:t xml:space="preserve">Complejo materno alimentario (T16, pp. 5-8):</w:t>
+        <w:t xml:space="preserve">Complejo materno alimentario (Amigo, 2005, pp. 5-8):</w:t>
       </w:r>
       <w:r>
         <w:t xml:space="preserve"> </w:t>
@@ -10128,7 +11259,7 @@
           <w:b/>
           <w:bCs/>
         </w:rPr>
-        <w:t xml:space="preserve">Complejo paterno alimentario (T16, pp. 8-10):</w:t>
+        <w:t xml:space="preserve">Complejo paterno alimentario (Amigo, 2005, pp. 8-10):</w:t>
       </w:r>
       <w:r>
         <w:t xml:space="preserve"> </w:t>
@@ -10238,7 +11369,7 @@
           <w:b/>
           <w:bCs/>
         </w:rPr>
-        <w:t xml:space="preserve">Anorexia vera (T16, pp. 13-15):</w:t>
+        <w:t xml:space="preserve">Anorexia vera (Amigo, 2005, pp. 13-15):</w:t>
       </w:r>
       <w:r>
         <w:t xml:space="preserve"> </w:t>
@@ -10376,7 +11507,7 @@
           <w:b/>
           <w:bCs/>
         </w:rPr>
-        <w:t xml:space="preserve">Bulimia vera (T16, pp. 15-16):</w:t>
+        <w:t xml:space="preserve">Bulimia vera (Amigo, 2005, pp. 15-16):</w:t>
       </w:r>
       <w:r>
         <w:t xml:space="preserve"> </w:t>
@@ -10437,7 +11568,7 @@
           <w:b/>
           <w:bCs/>
         </w:rPr>
-        <w:t xml:space="preserve">Electividad por las mujeres y época (T16, pp. 17-19):</w:t>
+        <w:t xml:space="preserve">Electividad por las mujeres y época (Amigo, 2005, pp. 17-19):</w:t>
       </w:r>
       <w:r>
         <w:t xml:space="preserve"> </w:t>
@@ -10459,7 +11590,7 @@
           <w:b/>
           <w:bCs/>
         </w:rPr>
-        <w:t xml:space="preserve">Dispositivo (T16, pp. 19-21):</w:t>
+        <w:t xml:space="preserve">Dispositivo (Amigo, 2005, pp. 19-21):</w:t>
       </w:r>
       <w:r>
         <w:t xml:space="preserve"> </w:t>
@@ -10576,13 +11707,13 @@
       </w:r>
     </w:p>
     <w:bookmarkEnd w:id="30"/>
-    <w:bookmarkStart w:id="31" w:name="Xbbdea2c4af20a666aec465b585d309fdf6ec1d9"/>
+    <w:bookmarkStart w:id="31" w:name="Xfd38bceead9753970347d2b16d5c8217f2403e4"/>
     <w:p>
       <w:pPr>
         <w:pStyle w:val="Heading4"/>
       </w:pPr>
       <w:r>
-        <w:t xml:space="preserve">b) Patologías del acto: acting out y pasaje al acto (T20, T17, T01, apuntes)</w:t>
+        <w:t xml:space="preserve">b) Patologías del acto: acting out y pasaje al acto (Iunger, 1993; Staude, 1998; Belucci, 2014b, apuntes)</w:t>
       </w:r>
     </w:p>
     <w:p>
@@ -10598,7 +11729,7 @@
           <w:b/>
           <w:bCs/>
         </w:rPr>
-        <w:t xml:space="preserve">Marco (T01, pp. 40-41):</w:t>
+        <w:t xml:space="preserve">Marco (Belucci, 2014b, pp. 40-41):</w:t>
       </w:r>
       <w:r>
         <w:t xml:space="preserve"> </w:t>
@@ -10807,7 +11938,7 @@
           <w:b/>
           <w:bCs/>
         </w:rPr>
-        <w:t xml:space="preserve">Iunger (T20, pp. 1-5):</w:t>
+        <w:t xml:space="preserve">Iunger (1993, pp. 1-5):</w:t>
       </w:r>
       <w:r>
         <w:t xml:space="preserve"> </w:t>
@@ -10965,7 +12096,7 @@
         <w:t xml:space="preserve">no del NP</w:t>
       </w:r>
       <w:r>
-        <w:t xml:space="preserve">, sino de «otro punto de la malla significante» (T20, p. 2).</w:t>
+        <w:t xml:space="preserve">, sino de «otro punto de la malla significante» (Iunger, 1993, p. 2).</w:t>
       </w:r>
       <w:r>
         <w:t xml:space="preserve"> </w:t>
@@ -11431,7 +12562,7 @@
           <w:b/>
           <w:bCs/>
         </w:rPr>
-        <w:t xml:space="preserve">Staude (T17, pp. 1-3):</w:t>
+        <w:t xml:space="preserve">Staude (1998, pp. 1-3):</w:t>
       </w:r>
       <w:r>
         <w:t xml:space="preserve"> </w:t>
@@ -11572,7 +12703,7 @@
           <w:b/>
           <w:bCs/>
         </w:rPr>
-        <w:t xml:space="preserve">T09 (clase IX):</w:t>
+        <w:t xml:space="preserve">Lacan (1962-1963/2006, clase IX):</w:t>
       </w:r>
       <w:r>
         <w:t xml:space="preserve"> </w:t>
@@ -11601,13 +12732,13 @@
       </w:r>
     </w:p>
     <w:bookmarkEnd w:id="31"/>
-    <w:bookmarkStart w:id="32" w:name="c-locuras-t19-t01-apuntes"/>
+    <w:bookmarkStart w:id="32" w:name="X5973f65616f239d730f1cd004c1dff9c24811a3"/>
     <w:p>
       <w:pPr>
         <w:pStyle w:val="Heading4"/>
       </w:pPr>
       <w:r>
-        <w:t xml:space="preserve">c) Locuras (T19, T01, apuntes)</w:t>
+        <w:t xml:space="preserve">c) Locuras (Fernández, s. f.; Belucci, 2014b, apuntes)</w:t>
       </w:r>
     </w:p>
     <w:p>
@@ -11623,7 +12754,7 @@
           <w:b/>
           <w:bCs/>
         </w:rPr>
-        <w:t xml:space="preserve">Definición (T19):</w:t>
+        <w:t xml:space="preserve">Definición (Fernández, s. f.):</w:t>
       </w:r>
       <w:r>
         <w:t xml:space="preserve"> </w:t>
@@ -11713,7 +12844,7 @@
           <w:b/>
           <w:bCs/>
         </w:rPr>
-        <w:t xml:space="preserve">Hipótesis sobre la locura en las neurosis (T19):</w:t>
+        <w:t xml:space="preserve">Hipótesis sobre la locura en las neurosis (Fernández, s. f.):</w:t>
       </w:r>
       <w:r>
         <w:t xml:space="preserve"> </w:t>
@@ -11975,7 +13106,7 @@
           <w:b/>
           <w:bCs/>
         </w:rPr>
-        <w:t xml:space="preserve">Hipótesis de Fernández (T19):</w:t>
+        <w:t xml:space="preserve">Hipótesis de Fernández (s. f.):</w:t>
       </w:r>
       <w:r>
         <w:t xml:space="preserve"> </w:t>
@@ -12100,7 +13231,7 @@
           <w:b/>
           <w:bCs/>
         </w:rPr>
-        <w:t xml:space="preserve">Delirio psicótico: cuatro pasos de Maleval (T19):</w:t>
+        <w:t xml:space="preserve">Delirio psicótico: cuatro pasos de Maleval (Fernández, s. f.):</w:t>
       </w:r>
       <w:r>
         <w:t xml:space="preserve"> </w:t>
@@ -12262,7 +13393,7 @@
           <w:b/>
           <w:bCs/>
         </w:rPr>
-        <w:t xml:space="preserve">Los dos casos clínicos (T19):</w:t>
+        <w:t xml:space="preserve">Los dos casos clínicos (Fernández, s. f.):</w:t>
       </w:r>
       <w:r>
         <w:t xml:space="preserve"> </w:t>
@@ -12514,13 +13645,13 @@
       </w:r>
     </w:p>
     <w:bookmarkEnd w:id="32"/>
-    <w:bookmarkStart w:id="33" w:name="X210fa2ccf1b6b893ba27afb635dcf97aab548c8"/>
+    <w:bookmarkStart w:id="33" w:name="Xaabcb1bc84d4001767cf486d41ee4ed7a70f7d1"/>
     <w:p>
       <w:pPr>
         <w:pStyle w:val="Heading4"/>
       </w:pPr>
       <w:r>
-        <w:t xml:space="preserve">d) Afecciones psicosomáticas (T18, apuntes de clase 20)</w:t>
+        <w:t xml:space="preserve">d) Afecciones psicosomáticas (Belucci, s. f.-a, apuntes de clase 20)</w:t>
       </w:r>
     </w:p>
     <w:p>
@@ -12536,7 +13667,7 @@
           <w:b/>
           <w:bCs/>
         </w:rPr>
-        <w:t xml:space="preserve">Tres cuerpos (T18):</w:t>
+        <w:t xml:space="preserve">Tres cuerpos (Belucci, s. f.-a):</w:t>
       </w:r>
       <w:r>
         <w:t xml:space="preserve"> </w:t>
@@ -12921,7 +14052,7 @@
           <w:b/>
           <w:bCs/>
         </w:rPr>
-        <w:t xml:space="preserve">Época (T18):</w:t>
+        <w:t xml:space="preserve">Época (Belucci, s. f.-a):</w:t>
       </w:r>
       <w:r>
         <w:t xml:space="preserve"> </w:t>
@@ -13027,7 +14158,7 @@
           <w:b/>
           <w:bCs/>
         </w:rPr>
-        <w:t xml:space="preserve">Clínica (T18):</w:t>
+        <w:t xml:space="preserve">Clínica (Belucci, s. f.-a):</w:t>
       </w:r>
       <w:r>
         <w:t xml:space="preserve"> </w:t>
@@ -13382,13 +14513,13 @@
       </w:r>
     </w:p>
     <w:bookmarkEnd w:id="33"/>
-    <w:bookmarkStart w:id="34" w:name="e-adicciones-t17-staude"/>
+    <w:bookmarkStart w:id="34" w:name="e-adicciones-staude-1998-staude"/>
     <w:p>
       <w:pPr>
         <w:pStyle w:val="Heading4"/>
       </w:pPr>
       <w:r>
-        <w:t xml:space="preserve">e) Adicciones (T17, Staude)</w:t>
+        <w:t xml:space="preserve">e) Adicciones (Staude, 1998, Staude)</w:t>
       </w:r>
     </w:p>
     <w:p>
@@ -13404,7 +14535,7 @@
           <w:b/>
           <w:bCs/>
         </w:rPr>
-        <w:t xml:space="preserve">El síntoma en psicoanálisis (T17, pp. 1-2):</w:t>
+        <w:t xml:space="preserve">El síntoma en psicoanálisis (Staude, 1998, pp. 1-2):</w:t>
       </w:r>
       <w:r>
         <w:t xml:space="preserve"> </w:t>
@@ -13562,7 +14693,7 @@
           <w:b/>
           <w:bCs/>
         </w:rPr>
-        <w:t xml:space="preserve">Fracaso del síntoma (T17, pp. 2-3):</w:t>
+        <w:t xml:space="preserve">Fracaso del síntoma (Staude, 1998, pp. 2-3):</w:t>
       </w:r>
       <w:r>
         <w:t xml:space="preserve"> </w:t>
@@ -13597,7 +14728,7 @@
           <w:b/>
           <w:bCs/>
         </w:rPr>
-        <w:t xml:space="preserve">«Síntoma prêt-à-porter» (T17, pp. 3-6):</w:t>
+        <w:t xml:space="preserve">«Síntoma prêt-à-porter» (Staude, 1998, pp. 3-6):</w:t>
       </w:r>
       <w:r>
         <w:t xml:space="preserve"> </w:t>
@@ -13969,7 +15100,7 @@
           <w:b/>
           <w:bCs/>
         </w:rPr>
-        <w:t xml:space="preserve">Los montajistas (T17, pp. 6-7):</w:t>
+        <w:t xml:space="preserve">Los montajistas (Staude, 1998, pp. 6-7):</w:t>
       </w:r>
       <w:r>
         <w:t xml:space="preserve"> </w:t>
@@ -14147,7 +15278,7 @@
           <w:b/>
           <w:bCs/>
         </w:rPr>
-        <w:t xml:space="preserve">T01 (p. 32):</w:t>
+        <w:t xml:space="preserve">Belucci (2014b, p. 32):</w:t>
       </w:r>
       <w:r>
         <w:t xml:space="preserve"> </w:t>
@@ -14157,13 +15288,13 @@
       </w:r>
     </w:p>
     <w:bookmarkEnd w:id="34"/>
-    <w:bookmarkStart w:id="35" w:name="X431efa7a5ff46a120f4fba921f7157996d326aa"/>
+    <w:bookmarkStart w:id="35" w:name="X1762f6a97649b8ef9c70fdc2fd78b9478ad65b6"/>
     <w:p>
       <w:pPr>
         <w:pStyle w:val="Heading4"/>
       </w:pPr>
       <w:r>
-        <w:t xml:space="preserve">f) Ataque de pánico y depresiones (T01, pp. 41-44)</w:t>
+        <w:t xml:space="preserve">f) Ataque de pánico y depresiones (Belucci, 2014b, pp. 41-44)</w:t>
       </w:r>
     </w:p>
     <w:p>
@@ -14179,7 +15310,7 @@
           <w:b/>
           <w:bCs/>
         </w:rPr>
-        <w:t xml:space="preserve">Ataque de pánico (T01, pp. 41-42):</w:t>
+        <w:t xml:space="preserve">Ataque de pánico (Belucci, 2014b, pp. 41-42):</w:t>
       </w:r>
       <w:r>
         <w:t xml:space="preserve"> </w:t>
@@ -14265,7 +15396,7 @@
         <w:t xml:space="preserve"> </w:t>
       </w:r>
       <w:r>
-        <w:t xml:space="preserve">(T06).</w:t>
+        <w:t xml:space="preserve">(Freud, 1895/1996).</w:t>
       </w:r>
     </w:p>
     <w:p>
@@ -14281,7 +15412,7 @@
           <w:b/>
           <w:bCs/>
         </w:rPr>
-        <w:t xml:space="preserve">Violencia (T01, p. 42):</w:t>
+        <w:t xml:space="preserve">Violencia (Belucci, 2014b, p. 42):</w:t>
       </w:r>
       <w:r>
         <w:t xml:space="preserve"> </w:t>
@@ -14319,7 +15450,7 @@
           <w:b/>
           <w:bCs/>
         </w:rPr>
-        <w:t xml:space="preserve">Melancolizaciones (T01, pp. 42-43):</w:t>
+        <w:t xml:space="preserve">Melancolizaciones (Belucci, 2014b, pp. 42-43):</w:t>
       </w:r>
       <w:r>
         <w:t xml:space="preserve"> </w:t>
@@ -14435,7 +15566,7 @@
           <w:b/>
           <w:bCs/>
         </w:rPr>
-        <w:t xml:space="preserve">Depresiones (T01, p. 43):</w:t>
+        <w:t xml:space="preserve">Depresiones (Belucci, 2014b, p. 43):</w:t>
       </w:r>
       <w:r>
         <w:t xml:space="preserve"> </w:t>
@@ -16338,7 +17469,7 @@
               <w:jc w:val="left"/>
             </w:pPr>
             <w:r>
-              <w:t xml:space="preserve">Categoría freudiana, luego restringida a melancolía y manía (T01, pp. 24-25)</w:t>
+              <w:t xml:space="preserve">Categoría freudiana, luego restringida a melancolía y manía (Belucci, 2014b, pp. 24-25)</w:t>
             </w:r>
           </w:p>
         </w:tc>
@@ -16368,7 +17499,7 @@
               <w:jc w:val="left"/>
             </w:pPr>
             <w:r>
-              <w:t xml:space="preserve">El yo se superpone al objeto perdido: «la sombra del objeto cayó sobre el yo» (T15)</w:t>
+              <w:t xml:space="preserve">El yo se superpone al objeto perdido: «la sombra del objeto cayó sobre el yo» (Freud, 1917/1996a)</w:t>
             </w:r>
           </w:p>
         </w:tc>
@@ -16398,7 +17529,7 @@
               <w:jc w:val="left"/>
             </w:pPr>
             <w:r>
-              <w:t xml:space="preserve">Fantasma detenido en su tiempo narcisista; falla de expulsión de lo real, marco y objeto (T01, p. 33; T16)</w:t>
+              <w:t xml:space="preserve">Fantasma detenido en su tiempo narcisista; falla de expulsión de lo real, marco y objeto (Belucci, 2014b, p. 33; Amigo, 2005)</w:t>
             </w:r>
           </w:p>
         </w:tc>
@@ -16428,7 +17559,7 @@
               <w:jc w:val="left"/>
             </w:pPr>
             <w:r>
-              <w:t xml:space="preserve">Obtura vs. abre el enigma (T01, p. 33)</w:t>
+              <w:t xml:space="preserve">Obtura vs. abre el enigma (Belucci, 2014b, p. 33)</w:t>
             </w:r>
           </w:p>
         </w:tc>
@@ -16458,7 +17589,7 @@
               <w:jc w:val="left"/>
             </w:pPr>
             <w:r>
-              <w:t xml:space="preserve">Compromiso identificatorio, narcisista y del humor (T01, p. 33)</w:t>
+              <w:t xml:space="preserve">Compromiso identificatorio, narcisista y del humor (Belucci, 2014b, p. 33)</w:t>
             </w:r>
           </w:p>
         </w:tc>
@@ -16488,7 +17619,7 @@
               <w:jc w:val="left"/>
             </w:pPr>
             <w:r>
-              <w:t xml:space="preserve">Significantes soldados; base del fenómeno psicosomático (T01, p. 29; T18)</w:t>
+              <w:t xml:space="preserve">Significantes soldados; base del fenómeno psicosomático (Belucci, 2014b, p. 29; Belucci, s. f.-a)</w:t>
             </w:r>
           </w:p>
         </w:tc>
@@ -16518,7 +17649,7 @@
               <w:jc w:val="left"/>
             </w:pPr>
             <w:r>
-              <w:t xml:space="preserve">Único recurso para poner en falta al Otro (T16)</w:t>
+              <w:t xml:space="preserve">Único recurso para poner en falta al Otro (Amigo, 2005)</w:t>
             </w:r>
           </w:p>
         </w:tc>
@@ -16548,7 +17679,7 @@
               <w:jc w:val="left"/>
             </w:pPr>
             <w:r>
-              <w:t xml:space="preserve">Mostración al Otro; «transferencia salvaje» (T20, p. 1; T09)</w:t>
+              <w:t xml:space="preserve">Mostración al Otro; «transferencia salvaje» (Iunger, 1993, p. 1; Lacan, 1962-1963/2006)</w:t>
             </w:r>
           </w:p>
         </w:tc>
@@ -16578,7 +17709,7 @@
               <w:jc w:val="left"/>
             </w:pPr>
             <w:r>
-              <w:t xml:space="preserve">Conclusión de la escena; aniquilación del sujeto identificado al objeto-desecho (T20, p. 1-2)</w:t>
+              <w:t xml:space="preserve">Conclusión de la escena; aniquilación del sujeto identificado al objeto-desecho (Iunger, 1993, p. 1-2)</w:t>
             </w:r>
           </w:p>
         </w:tc>
@@ -16608,7 +17739,7 @@
               <w:jc w:val="left"/>
             </w:pPr>
             <w:r>
-              <w:t xml:space="preserve">Conclusión con efecto de sujeto (T20, p. 1)</w:t>
+              <w:t xml:space="preserve">Conclusión con efecto de sujeto (Iunger, 1993, p. 1)</w:t>
             </w:r>
           </w:p>
         </w:tc>
@@ -16638,7 +17769,7 @@
               <w:jc w:val="left"/>
             </w:pPr>
             <w:r>
-              <w:t xml:space="preserve">Delirio de neurosis: pesadilla en la vigilia (T19)</w:t>
+              <w:t xml:space="preserve">Delirio de neurosis: pesadilla en la vigilia (Fernández, s. f.)</w:t>
             </w:r>
           </w:p>
         </w:tc>
@@ -16668,7 +17799,7 @@
               <w:jc w:val="left"/>
             </w:pPr>
             <w:r>
-              <w:t xml:space="preserve">Adicción como formación del yo (T17)</w:t>
+              <w:t xml:space="preserve">Adicción como formación del yo (Staude, 1998)</w:t>
             </w:r>
           </w:p>
         </w:tc>
@@ -16698,7 +17829,7 @@
               <w:jc w:val="left"/>
             </w:pPr>
             <w:r>
-              <w:t xml:space="preserve">Goce concentrado en un órgano (T18)</w:t>
+              <w:t xml:space="preserve">Goce concentrado en un órgano (Belucci, s. f.-a)</w:t>
             </w:r>
           </w:p>
         </w:tc>
@@ -16728,7 +17859,7 @@
               <w:jc w:val="left"/>
             </w:pPr>
             <w:r>
-              <w:t xml:space="preserve">Modalidad estable de respuesta; sobreadaptación (T18)</w:t>
+              <w:t xml:space="preserve">Modalidad estable de respuesta; sobreadaptación (Belucci, s. f.-a)</w:t>
             </w:r>
           </w:p>
         </w:tc>
@@ -16758,7 +17889,7 @@
               <w:jc w:val="left"/>
             </w:pPr>
             <w:r>
-              <w:t xml:space="preserve">Episodio reversible con coordenadas melancólicas en la neurosis (T01, p. 42)</w:t>
+              <w:t xml:space="preserve">Episodio reversible con coordenadas melancólicas en la neurosis (Belucci, 2014b, p. 42)</w:t>
             </w:r>
           </w:p>
         </w:tc>
@@ -16788,7 +17919,7 @@
               <w:jc w:val="left"/>
             </w:pPr>
             <w:r>
-              <w:t xml:space="preserve">Lacan: la depresión por caída de un ideal (T01, p. 43)</w:t>
+              <w:t xml:space="preserve">Lacan: la depresión por caída de un ideal (Belucci, 2014b, p. 43)</w:t>
             </w:r>
           </w:p>
         </w:tc>
@@ -16818,7 +17949,7 @@
               <w:jc w:val="left"/>
             </w:pPr>
             <w:r>
-              <w:t xml:space="preserve">Mutación del discurso del Amo que excluye la falta (T18)</w:t>
+              <w:t xml:space="preserve">Mutación del discurso del Amo que excluye la falta (Belucci, s. f.-a)</w:t>
             </w:r>
           </w:p>
         </w:tc>
@@ -16848,7 +17979,7 @@
               <w:jc w:val="left"/>
             </w:pPr>
             <w:r>
-              <w:t xml:space="preserve">Instante de ver, tiempo de comprender, momento de concluir (T01, p. 35; apuntes)</w:t>
+              <w:t xml:space="preserve">Instante de ver, tiempo de comprender, momento de concluir (Belucci, 2014b, p. 35; apuntes)</w:t>
             </w:r>
           </w:p>
         </w:tc>
